--- a/benchmark/outputs/gold/table_heavy_006_C.docx
+++ b/benchmark/outputs/gold/table_heavy_006_C.docx
@@ -22,7 +22,7 @@
       </w:pPr>
       <w:r>
         <w:rPr>
-          <w:rFonts w:ascii="Helvetica" w:hAnsi="Helvetica" w:eastAsia="Helvetica"/>
+          <w:rFonts w:ascii="Arial" w:hAnsi="Arial" w:eastAsia="Helvetica"/>
           <w:b/>
           <w:i w:val="0"/>
           <w:color w:val="000000"/>
@@ -35,7 +35,7 @@
       </w:r>
       <w:r>
         <w:rPr>
-          <w:rFonts w:ascii="Helvetica" w:hAnsi="Helvetica" w:eastAsia="Helvetica"/>
+          <w:rFonts w:ascii="Arial" w:hAnsi="Arial" w:eastAsia="Helvetica"/>
           <w:b w:val="0"/>
           <w:i w:val="0"/>
           <w:color w:val="72727A"/>
@@ -55,7 +55,7 @@
       </w:pPr>
       <w:r>
         <w:rPr>
-          <w:rFonts w:ascii="Helvetica" w:hAnsi="Helvetica" w:eastAsia="Helvetica"/>
+          <w:rFonts w:ascii="Arial" w:hAnsi="Arial" w:eastAsia="Helvetica"/>
           <w:b/>
           <w:i w:val="0"/>
           <w:color w:val="1E1E23"/>
@@ -110,7 +110,7 @@
             </w:pPr>
             <w:r>
               <w:rPr>
-                <w:rFonts w:ascii="Helvetica" w:hAnsi="Helvetica" w:eastAsia="Helvetica"/>
+                <w:rFonts w:ascii="Arial" w:hAnsi="Arial" w:eastAsia="Helvetica"/>
                 <w:b/>
                 <w:i w:val="0"/>
                 <w:color w:val="1E1E23"/>
@@ -146,7 +146,7 @@
             </w:pPr>
             <w:r>
               <w:rPr>
-                <w:rFonts w:ascii="Helvetica" w:hAnsi="Helvetica" w:eastAsia="Helvetica"/>
+                <w:rFonts w:ascii="Arial" w:hAnsi="Arial" w:eastAsia="Helvetica"/>
                 <w:b/>
                 <w:i w:val="0"/>
                 <w:color w:val="1E1E23"/>
@@ -182,7 +182,7 @@
             </w:pPr>
             <w:r>
               <w:rPr>
-                <w:rFonts w:ascii="Helvetica" w:hAnsi="Helvetica" w:eastAsia="Helvetica"/>
+                <w:rFonts w:ascii="Arial" w:hAnsi="Arial" w:eastAsia="Helvetica"/>
                 <w:b/>
                 <w:i w:val="0"/>
                 <w:color w:val="1E1E23"/>
@@ -218,7 +218,7 @@
             </w:pPr>
             <w:r>
               <w:rPr>
-                <w:rFonts w:ascii="Helvetica" w:hAnsi="Helvetica" w:eastAsia="Helvetica"/>
+                <w:rFonts w:ascii="Arial" w:hAnsi="Arial" w:eastAsia="Helvetica"/>
                 <w:b/>
                 <w:i w:val="0"/>
                 <w:color w:val="1E1E23"/>
@@ -254,7 +254,7 @@
             </w:pPr>
             <w:r>
               <w:rPr>
-                <w:rFonts w:ascii="Helvetica" w:hAnsi="Helvetica" w:eastAsia="Helvetica"/>
+                <w:rFonts w:ascii="Arial" w:hAnsi="Arial" w:eastAsia="Helvetica"/>
                 <w:b/>
                 <w:i w:val="0"/>
                 <w:color w:val="1E1E23"/>
@@ -290,7 +290,7 @@
             </w:pPr>
             <w:r>
               <w:rPr>
-                <w:rFonts w:ascii="Helvetica" w:hAnsi="Helvetica" w:eastAsia="Helvetica"/>
+                <w:rFonts w:ascii="Arial" w:hAnsi="Arial" w:eastAsia="Helvetica"/>
                 <w:b/>
                 <w:i w:val="0"/>
                 <w:color w:val="1E1E23"/>
@@ -326,7 +326,7 @@
             </w:pPr>
             <w:r>
               <w:rPr>
-                <w:rFonts w:ascii="Helvetica" w:hAnsi="Helvetica" w:eastAsia="Helvetica"/>
+                <w:rFonts w:ascii="Arial" w:hAnsi="Arial" w:eastAsia="Helvetica"/>
                 <w:b/>
                 <w:i w:val="0"/>
                 <w:color w:val="1E1E23"/>
@@ -366,7 +366,7 @@
             </w:pPr>
             <w:r>
               <w:rPr>
-                <w:rFonts w:ascii="Helvetica" w:hAnsi="Helvetica" w:eastAsia="Helvetica"/>
+                <w:rFonts w:ascii="Arial" w:hAnsi="Arial" w:eastAsia="Helvetica"/>
                 <w:b w:val="0"/>
                 <w:i w:val="0"/>
                 <w:color w:val="1E1E23"/>
@@ -401,7 +401,7 @@
             </w:pPr>
             <w:r>
               <w:rPr>
-                <w:rFonts w:ascii="Helvetica" w:hAnsi="Helvetica" w:eastAsia="Helvetica"/>
+                <w:rFonts w:ascii="Arial" w:hAnsi="Arial" w:eastAsia="Helvetica"/>
                 <w:b w:val="0"/>
                 <w:i w:val="0"/>
                 <w:color w:val="1E1E23"/>
@@ -436,7 +436,7 @@
             </w:pPr>
             <w:r>
               <w:rPr>
-                <w:rFonts w:ascii="Helvetica" w:hAnsi="Helvetica" w:eastAsia="Helvetica"/>
+                <w:rFonts w:ascii="Arial" w:hAnsi="Arial" w:eastAsia="Helvetica"/>
                 <w:b w:val="0"/>
                 <w:i w:val="0"/>
                 <w:color w:val="1E1E23"/>
@@ -471,7 +471,7 @@
             </w:pPr>
             <w:r>
               <w:rPr>
-                <w:rFonts w:ascii="Helvetica" w:hAnsi="Helvetica" w:eastAsia="Helvetica"/>
+                <w:rFonts w:ascii="Arial" w:hAnsi="Arial" w:eastAsia="Helvetica"/>
                 <w:b w:val="0"/>
                 <w:i w:val="0"/>
                 <w:color w:val="1E1E23"/>
@@ -506,7 +506,7 @@
             </w:pPr>
             <w:r>
               <w:rPr>
-                <w:rFonts w:ascii="Helvetica" w:hAnsi="Helvetica" w:eastAsia="Helvetica"/>
+                <w:rFonts w:ascii="Arial" w:hAnsi="Arial" w:eastAsia="Helvetica"/>
                 <w:b w:val="0"/>
                 <w:i w:val="0"/>
                 <w:color w:val="1E1E23"/>
@@ -541,7 +541,7 @@
             </w:pPr>
             <w:r>
               <w:rPr>
-                <w:rFonts w:ascii="Helvetica" w:hAnsi="Helvetica" w:eastAsia="Helvetica"/>
+                <w:rFonts w:ascii="Arial" w:hAnsi="Arial" w:eastAsia="Helvetica"/>
                 <w:b w:val="0"/>
                 <w:i w:val="0"/>
                 <w:color w:val="1E1E23"/>
@@ -576,7 +576,7 @@
             </w:pPr>
             <w:r>
               <w:rPr>
-                <w:rFonts w:ascii="Helvetica" w:hAnsi="Helvetica" w:eastAsia="Helvetica"/>
+                <w:rFonts w:ascii="Arial" w:hAnsi="Arial" w:eastAsia="Helvetica"/>
                 <w:b w:val="0"/>
                 <w:i w:val="0"/>
                 <w:color w:val="1E1E23"/>
@@ -617,7 +617,7 @@
             </w:pPr>
             <w:r>
               <w:rPr>
-                <w:rFonts w:ascii="Helvetica" w:hAnsi="Helvetica" w:eastAsia="Helvetica"/>
+                <w:rFonts w:ascii="Arial" w:hAnsi="Arial" w:eastAsia="Helvetica"/>
                 <w:b w:val="0"/>
                 <w:i w:val="0"/>
                 <w:color w:val="1E1E23"/>
@@ -653,7 +653,7 @@
             </w:pPr>
             <w:r>
               <w:rPr>
-                <w:rFonts w:ascii="Helvetica" w:hAnsi="Helvetica" w:eastAsia="Helvetica"/>
+                <w:rFonts w:ascii="Arial" w:hAnsi="Arial" w:eastAsia="Helvetica"/>
                 <w:b w:val="0"/>
                 <w:i w:val="0"/>
                 <w:color w:val="1E1E23"/>
@@ -689,7 +689,7 @@
             </w:pPr>
             <w:r>
               <w:rPr>
-                <w:rFonts w:ascii="Helvetica" w:hAnsi="Helvetica" w:eastAsia="Helvetica"/>
+                <w:rFonts w:ascii="Arial" w:hAnsi="Arial" w:eastAsia="Helvetica"/>
                 <w:b w:val="0"/>
                 <w:i w:val="0"/>
                 <w:color w:val="1E1E23"/>
@@ -725,7 +725,7 @@
             </w:pPr>
             <w:r>
               <w:rPr>
-                <w:rFonts w:ascii="Helvetica" w:hAnsi="Helvetica" w:eastAsia="Helvetica"/>
+                <w:rFonts w:ascii="Arial" w:hAnsi="Arial" w:eastAsia="Helvetica"/>
                 <w:b w:val="0"/>
                 <w:i w:val="0"/>
                 <w:color w:val="1E1E23"/>
@@ -761,7 +761,7 @@
             </w:pPr>
             <w:r>
               <w:rPr>
-                <w:rFonts w:ascii="Helvetica" w:hAnsi="Helvetica" w:eastAsia="Helvetica"/>
+                <w:rFonts w:ascii="Arial" w:hAnsi="Arial" w:eastAsia="Helvetica"/>
                 <w:b w:val="0"/>
                 <w:i w:val="0"/>
                 <w:color w:val="1E1E23"/>
@@ -797,7 +797,7 @@
             </w:pPr>
             <w:r>
               <w:rPr>
-                <w:rFonts w:ascii="Helvetica" w:hAnsi="Helvetica" w:eastAsia="Helvetica"/>
+                <w:rFonts w:ascii="Arial" w:hAnsi="Arial" w:eastAsia="Helvetica"/>
                 <w:b w:val="0"/>
                 <w:i w:val="0"/>
                 <w:color w:val="1E1E23"/>
@@ -833,7 +833,7 @@
             </w:pPr>
             <w:r>
               <w:rPr>
-                <w:rFonts w:ascii="Helvetica" w:hAnsi="Helvetica" w:eastAsia="Helvetica"/>
+                <w:rFonts w:ascii="Arial" w:hAnsi="Arial" w:eastAsia="Helvetica"/>
                 <w:b w:val="0"/>
                 <w:i w:val="0"/>
                 <w:color w:val="1E1E23"/>
@@ -873,7 +873,7 @@
             </w:pPr>
             <w:r>
               <w:rPr>
-                <w:rFonts w:ascii="Helvetica" w:hAnsi="Helvetica" w:eastAsia="Helvetica"/>
+                <w:rFonts w:ascii="Arial" w:hAnsi="Arial" w:eastAsia="Helvetica"/>
                 <w:b w:val="0"/>
                 <w:i w:val="0"/>
                 <w:color w:val="1E1E23"/>
@@ -908,7 +908,7 @@
             </w:pPr>
             <w:r>
               <w:rPr>
-                <w:rFonts w:ascii="Helvetica" w:hAnsi="Helvetica" w:eastAsia="Helvetica"/>
+                <w:rFonts w:ascii="Arial" w:hAnsi="Arial" w:eastAsia="Helvetica"/>
                 <w:b w:val="0"/>
                 <w:i w:val="0"/>
                 <w:color w:val="1E1E23"/>
@@ -943,7 +943,7 @@
             </w:pPr>
             <w:r>
               <w:rPr>
-                <w:rFonts w:ascii="Helvetica" w:hAnsi="Helvetica" w:eastAsia="Helvetica"/>
+                <w:rFonts w:ascii="Arial" w:hAnsi="Arial" w:eastAsia="Helvetica"/>
                 <w:b w:val="0"/>
                 <w:i w:val="0"/>
                 <w:color w:val="1E1E23"/>
@@ -978,7 +978,7 @@
             </w:pPr>
             <w:r>
               <w:rPr>
-                <w:rFonts w:ascii="Helvetica" w:hAnsi="Helvetica" w:eastAsia="Helvetica"/>
+                <w:rFonts w:ascii="Arial" w:hAnsi="Arial" w:eastAsia="Helvetica"/>
                 <w:b w:val="0"/>
                 <w:i w:val="0"/>
                 <w:color w:val="1E1E23"/>
@@ -1013,7 +1013,7 @@
             </w:pPr>
             <w:r>
               <w:rPr>
-                <w:rFonts w:ascii="Helvetica" w:hAnsi="Helvetica" w:eastAsia="Helvetica"/>
+                <w:rFonts w:ascii="Arial" w:hAnsi="Arial" w:eastAsia="Helvetica"/>
                 <w:b w:val="0"/>
                 <w:i w:val="0"/>
                 <w:color w:val="1E1E23"/>
@@ -1048,7 +1048,7 @@
             </w:pPr>
             <w:r>
               <w:rPr>
-                <w:rFonts w:ascii="Helvetica" w:hAnsi="Helvetica" w:eastAsia="Helvetica"/>
+                <w:rFonts w:ascii="Arial" w:hAnsi="Arial" w:eastAsia="Helvetica"/>
                 <w:b w:val="0"/>
                 <w:i w:val="0"/>
                 <w:color w:val="1E1E23"/>
@@ -1083,7 +1083,7 @@
             </w:pPr>
             <w:r>
               <w:rPr>
-                <w:rFonts w:ascii="Helvetica" w:hAnsi="Helvetica" w:eastAsia="Helvetica"/>
+                <w:rFonts w:ascii="Arial" w:hAnsi="Arial" w:eastAsia="Helvetica"/>
                 <w:b w:val="0"/>
                 <w:i w:val="0"/>
                 <w:color w:val="1E1E23"/>
@@ -1124,7 +1124,7 @@
             </w:pPr>
             <w:r>
               <w:rPr>
-                <w:rFonts w:ascii="Helvetica" w:hAnsi="Helvetica" w:eastAsia="Helvetica"/>
+                <w:rFonts w:ascii="Arial" w:hAnsi="Arial" w:eastAsia="Helvetica"/>
                 <w:b w:val="0"/>
                 <w:i w:val="0"/>
                 <w:color w:val="1E1E23"/>
@@ -1160,7 +1160,7 @@
             </w:pPr>
             <w:r>
               <w:rPr>
-                <w:rFonts w:ascii="Helvetica" w:hAnsi="Helvetica" w:eastAsia="Helvetica"/>
+                <w:rFonts w:ascii="Arial" w:hAnsi="Arial" w:eastAsia="Helvetica"/>
                 <w:b w:val="0"/>
                 <w:i w:val="0"/>
                 <w:color w:val="1E1E23"/>
@@ -1196,7 +1196,7 @@
             </w:pPr>
             <w:r>
               <w:rPr>
-                <w:rFonts w:ascii="Helvetica" w:hAnsi="Helvetica" w:eastAsia="Helvetica"/>
+                <w:rFonts w:ascii="Arial" w:hAnsi="Arial" w:eastAsia="Helvetica"/>
                 <w:b w:val="0"/>
                 <w:i w:val="0"/>
                 <w:color w:val="1E1E23"/>
@@ -1232,7 +1232,7 @@
             </w:pPr>
             <w:r>
               <w:rPr>
-                <w:rFonts w:ascii="Helvetica" w:hAnsi="Helvetica" w:eastAsia="Helvetica"/>
+                <w:rFonts w:ascii="Arial" w:hAnsi="Arial" w:eastAsia="Helvetica"/>
                 <w:b w:val="0"/>
                 <w:i w:val="0"/>
                 <w:color w:val="1E1E23"/>
@@ -1268,7 +1268,7 @@
             </w:pPr>
             <w:r>
               <w:rPr>
-                <w:rFonts w:ascii="Helvetica" w:hAnsi="Helvetica" w:eastAsia="Helvetica"/>
+                <w:rFonts w:ascii="Arial" w:hAnsi="Arial" w:eastAsia="Helvetica"/>
                 <w:b w:val="0"/>
                 <w:i w:val="0"/>
                 <w:color w:val="1E1E23"/>
@@ -1304,7 +1304,7 @@
             </w:pPr>
             <w:r>
               <w:rPr>
-                <w:rFonts w:ascii="Helvetica" w:hAnsi="Helvetica" w:eastAsia="Helvetica"/>
+                <w:rFonts w:ascii="Arial" w:hAnsi="Arial" w:eastAsia="Helvetica"/>
                 <w:b w:val="0"/>
                 <w:i w:val="0"/>
                 <w:color w:val="1E1E23"/>
@@ -1340,7 +1340,7 @@
             </w:pPr>
             <w:r>
               <w:rPr>
-                <w:rFonts w:ascii="Helvetica" w:hAnsi="Helvetica" w:eastAsia="Helvetica"/>
+                <w:rFonts w:ascii="Arial" w:hAnsi="Arial" w:eastAsia="Helvetica"/>
                 <w:b w:val="0"/>
                 <w:i w:val="0"/>
                 <w:color w:val="1E1E23"/>
@@ -1380,7 +1380,7 @@
             </w:pPr>
             <w:r>
               <w:rPr>
-                <w:rFonts w:ascii="Helvetica" w:hAnsi="Helvetica" w:eastAsia="Helvetica"/>
+                <w:rFonts w:ascii="Arial" w:hAnsi="Arial" w:eastAsia="Helvetica"/>
                 <w:b w:val="0"/>
                 <w:i w:val="0"/>
                 <w:color w:val="1E1E23"/>
@@ -1415,7 +1415,7 @@
             </w:pPr>
             <w:r>
               <w:rPr>
-                <w:rFonts w:ascii="Helvetica" w:hAnsi="Helvetica" w:eastAsia="Helvetica"/>
+                <w:rFonts w:ascii="Arial" w:hAnsi="Arial" w:eastAsia="Helvetica"/>
                 <w:b w:val="0"/>
                 <w:i w:val="0"/>
                 <w:color w:val="1E1E23"/>
@@ -1450,7 +1450,7 @@
             </w:pPr>
             <w:r>
               <w:rPr>
-                <w:rFonts w:ascii="Helvetica" w:hAnsi="Helvetica" w:eastAsia="Helvetica"/>
+                <w:rFonts w:ascii="Arial" w:hAnsi="Arial" w:eastAsia="Helvetica"/>
                 <w:b w:val="0"/>
                 <w:i w:val="0"/>
                 <w:color w:val="1E1E23"/>
@@ -1485,7 +1485,7 @@
             </w:pPr>
             <w:r>
               <w:rPr>
-                <w:rFonts w:ascii="Helvetica" w:hAnsi="Helvetica" w:eastAsia="Helvetica"/>
+                <w:rFonts w:ascii="Arial" w:hAnsi="Arial" w:eastAsia="Helvetica"/>
                 <w:b w:val="0"/>
                 <w:i w:val="0"/>
                 <w:color w:val="1E1E23"/>
@@ -1520,7 +1520,7 @@
             </w:pPr>
             <w:r>
               <w:rPr>
-                <w:rFonts w:ascii="Helvetica" w:hAnsi="Helvetica" w:eastAsia="Helvetica"/>
+                <w:rFonts w:ascii="Arial" w:hAnsi="Arial" w:eastAsia="Helvetica"/>
                 <w:b w:val="0"/>
                 <w:i w:val="0"/>
                 <w:color w:val="1E1E23"/>
@@ -1555,7 +1555,7 @@
             </w:pPr>
             <w:r>
               <w:rPr>
-                <w:rFonts w:ascii="Helvetica" w:hAnsi="Helvetica" w:eastAsia="Helvetica"/>
+                <w:rFonts w:ascii="Arial" w:hAnsi="Arial" w:eastAsia="Helvetica"/>
                 <w:b w:val="0"/>
                 <w:i w:val="0"/>
                 <w:color w:val="1E1E23"/>
@@ -1590,7 +1590,7 @@
             </w:pPr>
             <w:r>
               <w:rPr>
-                <w:rFonts w:ascii="Helvetica" w:hAnsi="Helvetica" w:eastAsia="Helvetica"/>
+                <w:rFonts w:ascii="Arial" w:hAnsi="Arial" w:eastAsia="Helvetica"/>
                 <w:b w:val="0"/>
                 <w:i w:val="0"/>
                 <w:color w:val="1E1E23"/>
@@ -1631,7 +1631,7 @@
             </w:pPr>
             <w:r>
               <w:rPr>
-                <w:rFonts w:ascii="Helvetica" w:hAnsi="Helvetica" w:eastAsia="Helvetica"/>
+                <w:rFonts w:ascii="Arial" w:hAnsi="Arial" w:eastAsia="Helvetica"/>
                 <w:b w:val="0"/>
                 <w:i w:val="0"/>
                 <w:color w:val="1E1E23"/>
@@ -1667,7 +1667,7 @@
             </w:pPr>
             <w:r>
               <w:rPr>
-                <w:rFonts w:ascii="Helvetica" w:hAnsi="Helvetica" w:eastAsia="Helvetica"/>
+                <w:rFonts w:ascii="Arial" w:hAnsi="Arial" w:eastAsia="Helvetica"/>
                 <w:b w:val="0"/>
                 <w:i w:val="0"/>
                 <w:color w:val="1E1E23"/>
@@ -1703,7 +1703,7 @@
             </w:pPr>
             <w:r>
               <w:rPr>
-                <w:rFonts w:ascii="Helvetica" w:hAnsi="Helvetica" w:eastAsia="Helvetica"/>
+                <w:rFonts w:ascii="Arial" w:hAnsi="Arial" w:eastAsia="Helvetica"/>
                 <w:b w:val="0"/>
                 <w:i w:val="0"/>
                 <w:color w:val="1E1E23"/>
@@ -1739,7 +1739,7 @@
             </w:pPr>
             <w:r>
               <w:rPr>
-                <w:rFonts w:ascii="Helvetica" w:hAnsi="Helvetica" w:eastAsia="Helvetica"/>
+                <w:rFonts w:ascii="Arial" w:hAnsi="Arial" w:eastAsia="Helvetica"/>
                 <w:b w:val="0"/>
                 <w:i w:val="0"/>
                 <w:color w:val="1E1E23"/>
@@ -1775,7 +1775,7 @@
             </w:pPr>
             <w:r>
               <w:rPr>
-                <w:rFonts w:ascii="Helvetica" w:hAnsi="Helvetica" w:eastAsia="Helvetica"/>
+                <w:rFonts w:ascii="Arial" w:hAnsi="Arial" w:eastAsia="Helvetica"/>
                 <w:b w:val="0"/>
                 <w:i w:val="0"/>
                 <w:color w:val="1E1E23"/>
@@ -1811,7 +1811,7 @@
             </w:pPr>
             <w:r>
               <w:rPr>
-                <w:rFonts w:ascii="Helvetica" w:hAnsi="Helvetica" w:eastAsia="Helvetica"/>
+                <w:rFonts w:ascii="Arial" w:hAnsi="Arial" w:eastAsia="Helvetica"/>
                 <w:b w:val="0"/>
                 <w:i w:val="0"/>
                 <w:color w:val="1E1E23"/>
@@ -1847,7 +1847,7 @@
             </w:pPr>
             <w:r>
               <w:rPr>
-                <w:rFonts w:ascii="Helvetica" w:hAnsi="Helvetica" w:eastAsia="Helvetica"/>
+                <w:rFonts w:ascii="Arial" w:hAnsi="Arial" w:eastAsia="Helvetica"/>
                 <w:b w:val="0"/>
                 <w:i w:val="0"/>
                 <w:color w:val="1E1E23"/>
@@ -1887,7 +1887,7 @@
             </w:pPr>
             <w:r>
               <w:rPr>
-                <w:rFonts w:ascii="Helvetica" w:hAnsi="Helvetica" w:eastAsia="Helvetica"/>
+                <w:rFonts w:ascii="Arial" w:hAnsi="Arial" w:eastAsia="Helvetica"/>
                 <w:b w:val="0"/>
                 <w:i w:val="0"/>
                 <w:color w:val="1E1E23"/>
@@ -1922,7 +1922,7 @@
             </w:pPr>
             <w:r>
               <w:rPr>
-                <w:rFonts w:ascii="Helvetica" w:hAnsi="Helvetica" w:eastAsia="Helvetica"/>
+                <w:rFonts w:ascii="Arial" w:hAnsi="Arial" w:eastAsia="Helvetica"/>
                 <w:b w:val="0"/>
                 <w:i w:val="0"/>
                 <w:color w:val="1E1E23"/>
@@ -1957,7 +1957,7 @@
             </w:pPr>
             <w:r>
               <w:rPr>
-                <w:rFonts w:ascii="Helvetica" w:hAnsi="Helvetica" w:eastAsia="Helvetica"/>
+                <w:rFonts w:ascii="Arial" w:hAnsi="Arial" w:eastAsia="Helvetica"/>
                 <w:b w:val="0"/>
                 <w:i w:val="0"/>
                 <w:color w:val="1E1E23"/>
@@ -1992,7 +1992,7 @@
             </w:pPr>
             <w:r>
               <w:rPr>
-                <w:rFonts w:ascii="Helvetica" w:hAnsi="Helvetica" w:eastAsia="Helvetica"/>
+                <w:rFonts w:ascii="Arial" w:hAnsi="Arial" w:eastAsia="Helvetica"/>
                 <w:b w:val="0"/>
                 <w:i w:val="0"/>
                 <w:color w:val="1E1E23"/>
@@ -2027,7 +2027,7 @@
             </w:pPr>
             <w:r>
               <w:rPr>
-                <w:rFonts w:ascii="Helvetica" w:hAnsi="Helvetica" w:eastAsia="Helvetica"/>
+                <w:rFonts w:ascii="Arial" w:hAnsi="Arial" w:eastAsia="Helvetica"/>
                 <w:b w:val="0"/>
                 <w:i w:val="0"/>
                 <w:color w:val="1E1E23"/>
@@ -2062,7 +2062,7 @@
             </w:pPr>
             <w:r>
               <w:rPr>
-                <w:rFonts w:ascii="Helvetica" w:hAnsi="Helvetica" w:eastAsia="Helvetica"/>
+                <w:rFonts w:ascii="Arial" w:hAnsi="Arial" w:eastAsia="Helvetica"/>
                 <w:b w:val="0"/>
                 <w:i w:val="0"/>
                 <w:color w:val="1E1E23"/>
@@ -2097,7 +2097,7 @@
             </w:pPr>
             <w:r>
               <w:rPr>
-                <w:rFonts w:ascii="Helvetica" w:hAnsi="Helvetica" w:eastAsia="Helvetica"/>
+                <w:rFonts w:ascii="Arial" w:hAnsi="Arial" w:eastAsia="Helvetica"/>
                 <w:b w:val="0"/>
                 <w:i w:val="0"/>
                 <w:color w:val="1E1E23"/>
@@ -2138,7 +2138,7 @@
             </w:pPr>
             <w:r>
               <w:rPr>
-                <w:rFonts w:ascii="Helvetica" w:hAnsi="Helvetica" w:eastAsia="Helvetica"/>
+                <w:rFonts w:ascii="Arial" w:hAnsi="Arial" w:eastAsia="Helvetica"/>
                 <w:b w:val="0"/>
                 <w:i w:val="0"/>
                 <w:color w:val="1E1E23"/>
@@ -2174,7 +2174,7 @@
             </w:pPr>
             <w:r>
               <w:rPr>
-                <w:rFonts w:ascii="Helvetica" w:hAnsi="Helvetica" w:eastAsia="Helvetica"/>
+                <w:rFonts w:ascii="Arial" w:hAnsi="Arial" w:eastAsia="Helvetica"/>
                 <w:b w:val="0"/>
                 <w:i w:val="0"/>
                 <w:color w:val="1E1E23"/>
@@ -2210,7 +2210,7 @@
             </w:pPr>
             <w:r>
               <w:rPr>
-                <w:rFonts w:ascii="Helvetica" w:hAnsi="Helvetica" w:eastAsia="Helvetica"/>
+                <w:rFonts w:ascii="Arial" w:hAnsi="Arial" w:eastAsia="Helvetica"/>
                 <w:b w:val="0"/>
                 <w:i w:val="0"/>
                 <w:color w:val="1E1E23"/>
@@ -2246,7 +2246,7 @@
             </w:pPr>
             <w:r>
               <w:rPr>
-                <w:rFonts w:ascii="Helvetica" w:hAnsi="Helvetica" w:eastAsia="Helvetica"/>
+                <w:rFonts w:ascii="Arial" w:hAnsi="Arial" w:eastAsia="Helvetica"/>
                 <w:b w:val="0"/>
                 <w:i w:val="0"/>
                 <w:color w:val="1E1E23"/>
@@ -2282,7 +2282,7 @@
             </w:pPr>
             <w:r>
               <w:rPr>
-                <w:rFonts w:ascii="Helvetica" w:hAnsi="Helvetica" w:eastAsia="Helvetica"/>
+                <w:rFonts w:ascii="Arial" w:hAnsi="Arial" w:eastAsia="Helvetica"/>
                 <w:b w:val="0"/>
                 <w:i w:val="0"/>
                 <w:color w:val="1E1E23"/>
@@ -2318,7 +2318,7 @@
             </w:pPr>
             <w:r>
               <w:rPr>
-                <w:rFonts w:ascii="Helvetica" w:hAnsi="Helvetica" w:eastAsia="Helvetica"/>
+                <w:rFonts w:ascii="Arial" w:hAnsi="Arial" w:eastAsia="Helvetica"/>
                 <w:b w:val="0"/>
                 <w:i w:val="0"/>
                 <w:color w:val="1E1E23"/>
@@ -2354,7 +2354,7 @@
             </w:pPr>
             <w:r>
               <w:rPr>
-                <w:rFonts w:ascii="Helvetica" w:hAnsi="Helvetica" w:eastAsia="Helvetica"/>
+                <w:rFonts w:ascii="Arial" w:hAnsi="Arial" w:eastAsia="Helvetica"/>
                 <w:b w:val="0"/>
                 <w:i w:val="0"/>
                 <w:color w:val="1E1E23"/>
@@ -2394,7 +2394,7 @@
             </w:pPr>
             <w:r>
               <w:rPr>
-                <w:rFonts w:ascii="Helvetica" w:hAnsi="Helvetica" w:eastAsia="Helvetica"/>
+                <w:rFonts w:ascii="Arial" w:hAnsi="Arial" w:eastAsia="Helvetica"/>
                 <w:b w:val="0"/>
                 <w:i w:val="0"/>
                 <w:color w:val="1E1E23"/>
@@ -2429,7 +2429,7 @@
             </w:pPr>
             <w:r>
               <w:rPr>
-                <w:rFonts w:ascii="Helvetica" w:hAnsi="Helvetica" w:eastAsia="Helvetica"/>
+                <w:rFonts w:ascii="Arial" w:hAnsi="Arial" w:eastAsia="Helvetica"/>
                 <w:b w:val="0"/>
                 <w:i w:val="0"/>
                 <w:color w:val="1E1E23"/>
@@ -2464,7 +2464,7 @@
             </w:pPr>
             <w:r>
               <w:rPr>
-                <w:rFonts w:ascii="Helvetica" w:hAnsi="Helvetica" w:eastAsia="Helvetica"/>
+                <w:rFonts w:ascii="Arial" w:hAnsi="Arial" w:eastAsia="Helvetica"/>
                 <w:b w:val="0"/>
                 <w:i w:val="0"/>
                 <w:color w:val="1E1E23"/>
@@ -2499,7 +2499,7 @@
             </w:pPr>
             <w:r>
               <w:rPr>
-                <w:rFonts w:ascii="Helvetica" w:hAnsi="Helvetica" w:eastAsia="Helvetica"/>
+                <w:rFonts w:ascii="Arial" w:hAnsi="Arial" w:eastAsia="Helvetica"/>
                 <w:b w:val="0"/>
                 <w:i w:val="0"/>
                 <w:color w:val="1E1E23"/>
@@ -2534,7 +2534,7 @@
             </w:pPr>
             <w:r>
               <w:rPr>
-                <w:rFonts w:ascii="Helvetica" w:hAnsi="Helvetica" w:eastAsia="Helvetica"/>
+                <w:rFonts w:ascii="Arial" w:hAnsi="Arial" w:eastAsia="Helvetica"/>
                 <w:b w:val="0"/>
                 <w:i w:val="0"/>
                 <w:color w:val="1E1E23"/>
@@ -2569,7 +2569,7 @@
             </w:pPr>
             <w:r>
               <w:rPr>
-                <w:rFonts w:ascii="Helvetica" w:hAnsi="Helvetica" w:eastAsia="Helvetica"/>
+                <w:rFonts w:ascii="Arial" w:hAnsi="Arial" w:eastAsia="Helvetica"/>
                 <w:b w:val="0"/>
                 <w:i w:val="0"/>
                 <w:color w:val="1E1E23"/>
@@ -2604,7 +2604,7 @@
             </w:pPr>
             <w:r>
               <w:rPr>
-                <w:rFonts w:ascii="Helvetica" w:hAnsi="Helvetica" w:eastAsia="Helvetica"/>
+                <w:rFonts w:ascii="Arial" w:hAnsi="Arial" w:eastAsia="Helvetica"/>
                 <w:b w:val="0"/>
                 <w:i w:val="0"/>
                 <w:color w:val="1E1E23"/>
@@ -2645,7 +2645,7 @@
             </w:pPr>
             <w:r>
               <w:rPr>
-                <w:rFonts w:ascii="Helvetica" w:hAnsi="Helvetica" w:eastAsia="Helvetica"/>
+                <w:rFonts w:ascii="Arial" w:hAnsi="Arial" w:eastAsia="Helvetica"/>
                 <w:b w:val="0"/>
                 <w:i w:val="0"/>
                 <w:color w:val="1E1E23"/>
@@ -2681,7 +2681,7 @@
             </w:pPr>
             <w:r>
               <w:rPr>
-                <w:rFonts w:ascii="Helvetica" w:hAnsi="Helvetica" w:eastAsia="Helvetica"/>
+                <w:rFonts w:ascii="Arial" w:hAnsi="Arial" w:eastAsia="Helvetica"/>
                 <w:b w:val="0"/>
                 <w:i w:val="0"/>
                 <w:color w:val="1E1E23"/>
@@ -2717,7 +2717,7 @@
             </w:pPr>
             <w:r>
               <w:rPr>
-                <w:rFonts w:ascii="Helvetica" w:hAnsi="Helvetica" w:eastAsia="Helvetica"/>
+                <w:rFonts w:ascii="Arial" w:hAnsi="Arial" w:eastAsia="Helvetica"/>
                 <w:b w:val="0"/>
                 <w:i w:val="0"/>
                 <w:color w:val="1E1E23"/>
@@ -2753,7 +2753,7 @@
             </w:pPr>
             <w:r>
               <w:rPr>
-                <w:rFonts w:ascii="Helvetica" w:hAnsi="Helvetica" w:eastAsia="Helvetica"/>
+                <w:rFonts w:ascii="Arial" w:hAnsi="Arial" w:eastAsia="Helvetica"/>
                 <w:b w:val="0"/>
                 <w:i w:val="0"/>
                 <w:color w:val="1E1E23"/>
@@ -2789,7 +2789,7 @@
             </w:pPr>
             <w:r>
               <w:rPr>
-                <w:rFonts w:ascii="Helvetica" w:hAnsi="Helvetica" w:eastAsia="Helvetica"/>
+                <w:rFonts w:ascii="Arial" w:hAnsi="Arial" w:eastAsia="Helvetica"/>
                 <w:b w:val="0"/>
                 <w:i w:val="0"/>
                 <w:color w:val="1E1E23"/>
@@ -2825,7 +2825,7 @@
             </w:pPr>
             <w:r>
               <w:rPr>
-                <w:rFonts w:ascii="Helvetica" w:hAnsi="Helvetica" w:eastAsia="Helvetica"/>
+                <w:rFonts w:ascii="Arial" w:hAnsi="Arial" w:eastAsia="Helvetica"/>
                 <w:b w:val="0"/>
                 <w:i w:val="0"/>
                 <w:color w:val="1E1E23"/>
@@ -2861,7 +2861,7 @@
             </w:pPr>
             <w:r>
               <w:rPr>
-                <w:rFonts w:ascii="Helvetica" w:hAnsi="Helvetica" w:eastAsia="Helvetica"/>
+                <w:rFonts w:ascii="Arial" w:hAnsi="Arial" w:eastAsia="Helvetica"/>
                 <w:b w:val="0"/>
                 <w:i w:val="0"/>
                 <w:color w:val="1E1E23"/>
@@ -2884,7 +2884,7 @@
       </w:pPr>
       <w:r>
         <w:rPr>
-          <w:rFonts w:ascii="Helvetica" w:hAnsi="Helvetica" w:eastAsia="Helvetica"/>
+          <w:rFonts w:ascii="Arial" w:hAnsi="Arial" w:eastAsia="Helvetica"/>
           <w:b/>
           <w:i w:val="0"/>
           <w:color w:val="1E1E23"/>
@@ -2942,7 +2942,7 @@
             </w:pPr>
             <w:r>
               <w:rPr>
-                <w:rFonts w:ascii="Helvetica" w:hAnsi="Helvetica" w:eastAsia="Helvetica"/>
+                <w:rFonts w:ascii="Arial" w:hAnsi="Arial" w:eastAsia="Helvetica"/>
                 <w:b/>
                 <w:i w:val="0"/>
                 <w:color w:val="1E1E23"/>
@@ -2978,7 +2978,7 @@
             </w:pPr>
             <w:r>
               <w:rPr>
-                <w:rFonts w:ascii="Helvetica" w:hAnsi="Helvetica" w:eastAsia="Helvetica"/>
+                <w:rFonts w:ascii="Arial" w:hAnsi="Arial" w:eastAsia="Helvetica"/>
                 <w:b/>
                 <w:i w:val="0"/>
                 <w:color w:val="1E1E23"/>
@@ -3014,7 +3014,7 @@
             </w:pPr>
             <w:r>
               <w:rPr>
-                <w:rFonts w:ascii="Helvetica" w:hAnsi="Helvetica" w:eastAsia="Helvetica"/>
+                <w:rFonts w:ascii="Arial" w:hAnsi="Arial" w:eastAsia="Helvetica"/>
                 <w:b/>
                 <w:i w:val="0"/>
                 <w:color w:val="1E1E23"/>
@@ -3050,7 +3050,7 @@
             </w:pPr>
             <w:r>
               <w:rPr>
-                <w:rFonts w:ascii="Helvetica" w:hAnsi="Helvetica" w:eastAsia="Helvetica"/>
+                <w:rFonts w:ascii="Arial" w:hAnsi="Arial" w:eastAsia="Helvetica"/>
                 <w:b/>
                 <w:i w:val="0"/>
                 <w:color w:val="1E1E23"/>
@@ -3086,7 +3086,7 @@
             </w:pPr>
             <w:r>
               <w:rPr>
-                <w:rFonts w:ascii="Helvetica" w:hAnsi="Helvetica" w:eastAsia="Helvetica"/>
+                <w:rFonts w:ascii="Arial" w:hAnsi="Arial" w:eastAsia="Helvetica"/>
                 <w:b/>
                 <w:i w:val="0"/>
                 <w:color w:val="1E1E23"/>
@@ -3122,7 +3122,7 @@
             </w:pPr>
             <w:r>
               <w:rPr>
-                <w:rFonts w:ascii="Helvetica" w:hAnsi="Helvetica" w:eastAsia="Helvetica"/>
+                <w:rFonts w:ascii="Arial" w:hAnsi="Arial" w:eastAsia="Helvetica"/>
                 <w:b/>
                 <w:i w:val="0"/>
                 <w:color w:val="1E1E23"/>
@@ -3158,7 +3158,7 @@
             </w:pPr>
             <w:r>
               <w:rPr>
-                <w:rFonts w:ascii="Helvetica" w:hAnsi="Helvetica" w:eastAsia="Helvetica"/>
+                <w:rFonts w:ascii="Arial" w:hAnsi="Arial" w:eastAsia="Helvetica"/>
                 <w:b/>
                 <w:i w:val="0"/>
                 <w:color w:val="1E1E23"/>
@@ -3194,7 +3194,7 @@
             </w:pPr>
             <w:r>
               <w:rPr>
-                <w:rFonts w:ascii="Helvetica" w:hAnsi="Helvetica" w:eastAsia="Helvetica"/>
+                <w:rFonts w:ascii="Arial" w:hAnsi="Arial" w:eastAsia="Helvetica"/>
                 <w:b/>
                 <w:i w:val="0"/>
                 <w:color w:val="1E1E23"/>
@@ -3230,7 +3230,7 @@
             </w:pPr>
             <w:r>
               <w:rPr>
-                <w:rFonts w:ascii="Helvetica" w:hAnsi="Helvetica" w:eastAsia="Helvetica"/>
+                <w:rFonts w:ascii="Arial" w:hAnsi="Arial" w:eastAsia="Helvetica"/>
                 <w:b/>
                 <w:i w:val="0"/>
                 <w:color w:val="1E1E23"/>
@@ -3266,7 +3266,7 @@
             </w:pPr>
             <w:r>
               <w:rPr>
-                <w:rFonts w:ascii="Helvetica" w:hAnsi="Helvetica" w:eastAsia="Helvetica"/>
+                <w:rFonts w:ascii="Arial" w:hAnsi="Arial" w:eastAsia="Helvetica"/>
                 <w:b/>
                 <w:i w:val="0"/>
                 <w:color w:val="1E1E23"/>
@@ -3306,7 +3306,7 @@
             </w:pPr>
             <w:r>
               <w:rPr>
-                <w:rFonts w:ascii="Helvetica" w:hAnsi="Helvetica" w:eastAsia="Helvetica"/>
+                <w:rFonts w:ascii="Arial" w:hAnsi="Arial" w:eastAsia="Helvetica"/>
                 <w:b w:val="0"/>
                 <w:i w:val="0"/>
                 <w:color w:val="1E1E23"/>
@@ -3341,7 +3341,7 @@
             </w:pPr>
             <w:r>
               <w:rPr>
-                <w:rFonts w:ascii="Helvetica" w:hAnsi="Helvetica" w:eastAsia="Helvetica"/>
+                <w:rFonts w:ascii="Arial" w:hAnsi="Arial" w:eastAsia="Helvetica"/>
                 <w:b w:val="0"/>
                 <w:i w:val="0"/>
                 <w:color w:val="1E1E23"/>
@@ -3376,7 +3376,7 @@
             </w:pPr>
             <w:r>
               <w:rPr>
-                <w:rFonts w:ascii="Helvetica" w:hAnsi="Helvetica" w:eastAsia="Helvetica"/>
+                <w:rFonts w:ascii="Arial" w:hAnsi="Arial" w:eastAsia="Helvetica"/>
                 <w:b w:val="0"/>
                 <w:i w:val="0"/>
                 <w:color w:val="1E1E23"/>
@@ -3411,7 +3411,7 @@
             </w:pPr>
             <w:r>
               <w:rPr>
-                <w:rFonts w:ascii="Helvetica" w:hAnsi="Helvetica" w:eastAsia="Helvetica"/>
+                <w:rFonts w:ascii="Arial" w:hAnsi="Arial" w:eastAsia="Helvetica"/>
                 <w:b w:val="0"/>
                 <w:i w:val="0"/>
                 <w:color w:val="1E1E23"/>
@@ -3446,7 +3446,7 @@
             </w:pPr>
             <w:r>
               <w:rPr>
-                <w:rFonts w:ascii="Helvetica" w:hAnsi="Helvetica" w:eastAsia="Helvetica"/>
+                <w:rFonts w:ascii="Arial" w:hAnsi="Arial" w:eastAsia="Helvetica"/>
                 <w:b w:val="0"/>
                 <w:i w:val="0"/>
                 <w:color w:val="1E1E23"/>
@@ -3481,7 +3481,7 @@
             </w:pPr>
             <w:r>
               <w:rPr>
-                <w:rFonts w:ascii="Helvetica" w:hAnsi="Helvetica" w:eastAsia="Helvetica"/>
+                <w:rFonts w:ascii="Arial" w:hAnsi="Arial" w:eastAsia="Helvetica"/>
                 <w:b w:val="0"/>
                 <w:i w:val="0"/>
                 <w:color w:val="1E1E23"/>
@@ -3516,7 +3516,7 @@
             </w:pPr>
             <w:r>
               <w:rPr>
-                <w:rFonts w:ascii="Helvetica" w:hAnsi="Helvetica" w:eastAsia="Helvetica"/>
+                <w:rFonts w:ascii="Arial" w:hAnsi="Arial" w:eastAsia="Helvetica"/>
                 <w:b w:val="0"/>
                 <w:i w:val="0"/>
                 <w:color w:val="1E1E23"/>
@@ -3551,7 +3551,7 @@
             </w:pPr>
             <w:r>
               <w:rPr>
-                <w:rFonts w:ascii="Helvetica" w:hAnsi="Helvetica" w:eastAsia="Helvetica"/>
+                <w:rFonts w:ascii="Arial" w:hAnsi="Arial" w:eastAsia="Helvetica"/>
                 <w:b w:val="0"/>
                 <w:i w:val="0"/>
                 <w:color w:val="1E1E23"/>
@@ -3586,7 +3586,7 @@
             </w:pPr>
             <w:r>
               <w:rPr>
-                <w:rFonts w:ascii="Helvetica" w:hAnsi="Helvetica" w:eastAsia="Helvetica"/>
+                <w:rFonts w:ascii="Arial" w:hAnsi="Arial" w:eastAsia="Helvetica"/>
                 <w:b w:val="0"/>
                 <w:i w:val="0"/>
                 <w:color w:val="1E1E23"/>
@@ -3621,7 +3621,7 @@
             </w:pPr>
             <w:r>
               <w:rPr>
-                <w:rFonts w:ascii="Helvetica" w:hAnsi="Helvetica" w:eastAsia="Helvetica"/>
+                <w:rFonts w:ascii="Arial" w:hAnsi="Arial" w:eastAsia="Helvetica"/>
                 <w:b w:val="0"/>
                 <w:i w:val="0"/>
                 <w:color w:val="1E1E23"/>
@@ -3662,7 +3662,7 @@
             </w:pPr>
             <w:r>
               <w:rPr>
-                <w:rFonts w:ascii="Helvetica" w:hAnsi="Helvetica" w:eastAsia="Helvetica"/>
+                <w:rFonts w:ascii="Arial" w:hAnsi="Arial" w:eastAsia="Helvetica"/>
                 <w:b w:val="0"/>
                 <w:i w:val="0"/>
                 <w:color w:val="1E1E23"/>
@@ -3698,7 +3698,7 @@
             </w:pPr>
             <w:r>
               <w:rPr>
-                <w:rFonts w:ascii="Helvetica" w:hAnsi="Helvetica" w:eastAsia="Helvetica"/>
+                <w:rFonts w:ascii="Arial" w:hAnsi="Arial" w:eastAsia="Helvetica"/>
                 <w:b w:val="0"/>
                 <w:i w:val="0"/>
                 <w:color w:val="1E1E23"/>
@@ -3734,7 +3734,7 @@
             </w:pPr>
             <w:r>
               <w:rPr>
-                <w:rFonts w:ascii="Helvetica" w:hAnsi="Helvetica" w:eastAsia="Helvetica"/>
+                <w:rFonts w:ascii="Arial" w:hAnsi="Arial" w:eastAsia="Helvetica"/>
                 <w:b w:val="0"/>
                 <w:i w:val="0"/>
                 <w:color w:val="1E1E23"/>
@@ -3770,7 +3770,7 @@
             </w:pPr>
             <w:r>
               <w:rPr>
-                <w:rFonts w:ascii="Helvetica" w:hAnsi="Helvetica" w:eastAsia="Helvetica"/>
+                <w:rFonts w:ascii="Arial" w:hAnsi="Arial" w:eastAsia="Helvetica"/>
                 <w:b w:val="0"/>
                 <w:i w:val="0"/>
                 <w:color w:val="1E1E23"/>
@@ -3806,7 +3806,7 @@
             </w:pPr>
             <w:r>
               <w:rPr>
-                <w:rFonts w:ascii="Helvetica" w:hAnsi="Helvetica" w:eastAsia="Helvetica"/>
+                <w:rFonts w:ascii="Arial" w:hAnsi="Arial" w:eastAsia="Helvetica"/>
                 <w:b w:val="0"/>
                 <w:i w:val="0"/>
                 <w:color w:val="1E1E23"/>
@@ -3842,7 +3842,7 @@
             </w:pPr>
             <w:r>
               <w:rPr>
-                <w:rFonts w:ascii="Helvetica" w:hAnsi="Helvetica" w:eastAsia="Helvetica"/>
+                <w:rFonts w:ascii="Arial" w:hAnsi="Arial" w:eastAsia="Helvetica"/>
                 <w:b w:val="0"/>
                 <w:i w:val="0"/>
                 <w:color w:val="1E1E23"/>
@@ -3878,7 +3878,7 @@
             </w:pPr>
             <w:r>
               <w:rPr>
-                <w:rFonts w:ascii="Helvetica" w:hAnsi="Helvetica" w:eastAsia="Helvetica"/>
+                <w:rFonts w:ascii="Arial" w:hAnsi="Arial" w:eastAsia="Helvetica"/>
                 <w:b w:val="0"/>
                 <w:i w:val="0"/>
                 <w:color w:val="1E1E23"/>
@@ -3914,7 +3914,7 @@
             </w:pPr>
             <w:r>
               <w:rPr>
-                <w:rFonts w:ascii="Helvetica" w:hAnsi="Helvetica" w:eastAsia="Helvetica"/>
+                <w:rFonts w:ascii="Arial" w:hAnsi="Arial" w:eastAsia="Helvetica"/>
                 <w:b w:val="0"/>
                 <w:i w:val="0"/>
                 <w:color w:val="1E1E23"/>
@@ -3950,7 +3950,7 @@
             </w:pPr>
             <w:r>
               <w:rPr>
-                <w:rFonts w:ascii="Helvetica" w:hAnsi="Helvetica" w:eastAsia="Helvetica"/>
+                <w:rFonts w:ascii="Arial" w:hAnsi="Arial" w:eastAsia="Helvetica"/>
                 <w:b w:val="0"/>
                 <w:i w:val="0"/>
                 <w:color w:val="1E1E23"/>
@@ -3986,7 +3986,7 @@
             </w:pPr>
             <w:r>
               <w:rPr>
-                <w:rFonts w:ascii="Helvetica" w:hAnsi="Helvetica" w:eastAsia="Helvetica"/>
+                <w:rFonts w:ascii="Arial" w:hAnsi="Arial" w:eastAsia="Helvetica"/>
                 <w:b w:val="0"/>
                 <w:i w:val="0"/>
                 <w:color w:val="1E1E23"/>
@@ -4026,7 +4026,7 @@
             </w:pPr>
             <w:r>
               <w:rPr>
-                <w:rFonts w:ascii="Helvetica" w:hAnsi="Helvetica" w:eastAsia="Helvetica"/>
+                <w:rFonts w:ascii="Arial" w:hAnsi="Arial" w:eastAsia="Helvetica"/>
                 <w:b w:val="0"/>
                 <w:i w:val="0"/>
                 <w:color w:val="1E1E23"/>
@@ -4061,7 +4061,7 @@
             </w:pPr>
             <w:r>
               <w:rPr>
-                <w:rFonts w:ascii="Helvetica" w:hAnsi="Helvetica" w:eastAsia="Helvetica"/>
+                <w:rFonts w:ascii="Arial" w:hAnsi="Arial" w:eastAsia="Helvetica"/>
                 <w:b w:val="0"/>
                 <w:i w:val="0"/>
                 <w:color w:val="1E1E23"/>
@@ -4096,7 +4096,7 @@
             </w:pPr>
             <w:r>
               <w:rPr>
-                <w:rFonts w:ascii="Helvetica" w:hAnsi="Helvetica" w:eastAsia="Helvetica"/>
+                <w:rFonts w:ascii="Arial" w:hAnsi="Arial" w:eastAsia="Helvetica"/>
                 <w:b w:val="0"/>
                 <w:i w:val="0"/>
                 <w:color w:val="1E1E23"/>
@@ -4131,7 +4131,7 @@
             </w:pPr>
             <w:r>
               <w:rPr>
-                <w:rFonts w:ascii="Helvetica" w:hAnsi="Helvetica" w:eastAsia="Helvetica"/>
+                <w:rFonts w:ascii="Arial" w:hAnsi="Arial" w:eastAsia="Helvetica"/>
                 <w:b w:val="0"/>
                 <w:i w:val="0"/>
                 <w:color w:val="1E1E23"/>
@@ -4166,7 +4166,7 @@
             </w:pPr>
             <w:r>
               <w:rPr>
-                <w:rFonts w:ascii="Helvetica" w:hAnsi="Helvetica" w:eastAsia="Helvetica"/>
+                <w:rFonts w:ascii="Arial" w:hAnsi="Arial" w:eastAsia="Helvetica"/>
                 <w:b w:val="0"/>
                 <w:i w:val="0"/>
                 <w:color w:val="1E1E23"/>
@@ -4201,7 +4201,7 @@
             </w:pPr>
             <w:r>
               <w:rPr>
-                <w:rFonts w:ascii="Helvetica" w:hAnsi="Helvetica" w:eastAsia="Helvetica"/>
+                <w:rFonts w:ascii="Arial" w:hAnsi="Arial" w:eastAsia="Helvetica"/>
                 <w:b w:val="0"/>
                 <w:i w:val="0"/>
                 <w:color w:val="1E1E23"/>
@@ -4236,7 +4236,7 @@
             </w:pPr>
             <w:r>
               <w:rPr>
-                <w:rFonts w:ascii="Helvetica" w:hAnsi="Helvetica" w:eastAsia="Helvetica"/>
+                <w:rFonts w:ascii="Arial" w:hAnsi="Arial" w:eastAsia="Helvetica"/>
                 <w:b w:val="0"/>
                 <w:i w:val="0"/>
                 <w:color w:val="1E1E23"/>
@@ -4271,7 +4271,7 @@
             </w:pPr>
             <w:r>
               <w:rPr>
-                <w:rFonts w:ascii="Helvetica" w:hAnsi="Helvetica" w:eastAsia="Helvetica"/>
+                <w:rFonts w:ascii="Arial" w:hAnsi="Arial" w:eastAsia="Helvetica"/>
                 <w:b w:val="0"/>
                 <w:i w:val="0"/>
                 <w:color w:val="1E1E23"/>
@@ -4306,7 +4306,7 @@
             </w:pPr>
             <w:r>
               <w:rPr>
-                <w:rFonts w:ascii="Helvetica" w:hAnsi="Helvetica" w:eastAsia="Helvetica"/>
+                <w:rFonts w:ascii="Arial" w:hAnsi="Arial" w:eastAsia="Helvetica"/>
                 <w:b w:val="0"/>
                 <w:i w:val="0"/>
                 <w:color w:val="1E1E23"/>
@@ -4341,7 +4341,7 @@
             </w:pPr>
             <w:r>
               <w:rPr>
-                <w:rFonts w:ascii="Helvetica" w:hAnsi="Helvetica" w:eastAsia="Helvetica"/>
+                <w:rFonts w:ascii="Arial" w:hAnsi="Arial" w:eastAsia="Helvetica"/>
                 <w:b w:val="0"/>
                 <w:i w:val="0"/>
                 <w:color w:val="1E1E23"/>
@@ -4382,7 +4382,7 @@
             </w:pPr>
             <w:r>
               <w:rPr>
-                <w:rFonts w:ascii="Helvetica" w:hAnsi="Helvetica" w:eastAsia="Helvetica"/>
+                <w:rFonts w:ascii="Arial" w:hAnsi="Arial" w:eastAsia="Helvetica"/>
                 <w:b w:val="0"/>
                 <w:i w:val="0"/>
                 <w:color w:val="1E1E23"/>
@@ -4418,7 +4418,7 @@
             </w:pPr>
             <w:r>
               <w:rPr>
-                <w:rFonts w:ascii="Helvetica" w:hAnsi="Helvetica" w:eastAsia="Helvetica"/>
+                <w:rFonts w:ascii="Arial" w:hAnsi="Arial" w:eastAsia="Helvetica"/>
                 <w:b w:val="0"/>
                 <w:i w:val="0"/>
                 <w:color w:val="1E1E23"/>
@@ -4454,7 +4454,7 @@
             </w:pPr>
             <w:r>
               <w:rPr>
-                <w:rFonts w:ascii="Helvetica" w:hAnsi="Helvetica" w:eastAsia="Helvetica"/>
+                <w:rFonts w:ascii="Arial" w:hAnsi="Arial" w:eastAsia="Helvetica"/>
                 <w:b w:val="0"/>
                 <w:i w:val="0"/>
                 <w:color w:val="1E1E23"/>
@@ -4490,7 +4490,7 @@
             </w:pPr>
             <w:r>
               <w:rPr>
-                <w:rFonts w:ascii="Helvetica" w:hAnsi="Helvetica" w:eastAsia="Helvetica"/>
+                <w:rFonts w:ascii="Arial" w:hAnsi="Arial" w:eastAsia="Helvetica"/>
                 <w:b w:val="0"/>
                 <w:i w:val="0"/>
                 <w:color w:val="1E1E23"/>
@@ -4526,7 +4526,7 @@
             </w:pPr>
             <w:r>
               <w:rPr>
-                <w:rFonts w:ascii="Helvetica" w:hAnsi="Helvetica" w:eastAsia="Helvetica"/>
+                <w:rFonts w:ascii="Arial" w:hAnsi="Arial" w:eastAsia="Helvetica"/>
                 <w:b w:val="0"/>
                 <w:i w:val="0"/>
                 <w:color w:val="1E1E23"/>
@@ -4562,7 +4562,7 @@
             </w:pPr>
             <w:r>
               <w:rPr>
-                <w:rFonts w:ascii="Helvetica" w:hAnsi="Helvetica" w:eastAsia="Helvetica"/>
+                <w:rFonts w:ascii="Arial" w:hAnsi="Arial" w:eastAsia="Helvetica"/>
                 <w:b w:val="0"/>
                 <w:i w:val="0"/>
                 <w:color w:val="1E1E23"/>
@@ -4598,7 +4598,7 @@
             </w:pPr>
             <w:r>
               <w:rPr>
-                <w:rFonts w:ascii="Helvetica" w:hAnsi="Helvetica" w:eastAsia="Helvetica"/>
+                <w:rFonts w:ascii="Arial" w:hAnsi="Arial" w:eastAsia="Helvetica"/>
                 <w:b w:val="0"/>
                 <w:i w:val="0"/>
                 <w:color w:val="1E1E23"/>
@@ -4634,7 +4634,7 @@
             </w:pPr>
             <w:r>
               <w:rPr>
-                <w:rFonts w:ascii="Helvetica" w:hAnsi="Helvetica" w:eastAsia="Helvetica"/>
+                <w:rFonts w:ascii="Arial" w:hAnsi="Arial" w:eastAsia="Helvetica"/>
                 <w:b w:val="0"/>
                 <w:i w:val="0"/>
                 <w:color w:val="1E1E23"/>
@@ -4670,7 +4670,7 @@
             </w:pPr>
             <w:r>
               <w:rPr>
-                <w:rFonts w:ascii="Helvetica" w:hAnsi="Helvetica" w:eastAsia="Helvetica"/>
+                <w:rFonts w:ascii="Arial" w:hAnsi="Arial" w:eastAsia="Helvetica"/>
                 <w:b w:val="0"/>
                 <w:i w:val="0"/>
                 <w:color w:val="1E1E23"/>
@@ -4706,7 +4706,7 @@
             </w:pPr>
             <w:r>
               <w:rPr>
-                <w:rFonts w:ascii="Helvetica" w:hAnsi="Helvetica" w:eastAsia="Helvetica"/>
+                <w:rFonts w:ascii="Arial" w:hAnsi="Arial" w:eastAsia="Helvetica"/>
                 <w:b w:val="0"/>
                 <w:i w:val="0"/>
                 <w:color w:val="1E1E23"/>
@@ -4746,7 +4746,7 @@
             </w:pPr>
             <w:r>
               <w:rPr>
-                <w:rFonts w:ascii="Helvetica" w:hAnsi="Helvetica" w:eastAsia="Helvetica"/>
+                <w:rFonts w:ascii="Arial" w:hAnsi="Arial" w:eastAsia="Helvetica"/>
                 <w:b w:val="0"/>
                 <w:i w:val="0"/>
                 <w:color w:val="1E1E23"/>
@@ -4781,7 +4781,7 @@
             </w:pPr>
             <w:r>
               <w:rPr>
-                <w:rFonts w:ascii="Helvetica" w:hAnsi="Helvetica" w:eastAsia="Helvetica"/>
+                <w:rFonts w:ascii="Arial" w:hAnsi="Arial" w:eastAsia="Helvetica"/>
                 <w:b w:val="0"/>
                 <w:i w:val="0"/>
                 <w:color w:val="1E1E23"/>
@@ -4816,7 +4816,7 @@
             </w:pPr>
             <w:r>
               <w:rPr>
-                <w:rFonts w:ascii="Helvetica" w:hAnsi="Helvetica" w:eastAsia="Helvetica"/>
+                <w:rFonts w:ascii="Arial" w:hAnsi="Arial" w:eastAsia="Helvetica"/>
                 <w:b w:val="0"/>
                 <w:i w:val="0"/>
                 <w:color w:val="1E1E23"/>
@@ -4851,7 +4851,7 @@
             </w:pPr>
             <w:r>
               <w:rPr>
-                <w:rFonts w:ascii="Helvetica" w:hAnsi="Helvetica" w:eastAsia="Helvetica"/>
+                <w:rFonts w:ascii="Arial" w:hAnsi="Arial" w:eastAsia="Helvetica"/>
                 <w:b w:val="0"/>
                 <w:i w:val="0"/>
                 <w:color w:val="1E1E23"/>
@@ -4886,7 +4886,7 @@
             </w:pPr>
             <w:r>
               <w:rPr>
-                <w:rFonts w:ascii="Helvetica" w:hAnsi="Helvetica" w:eastAsia="Helvetica"/>
+                <w:rFonts w:ascii="Arial" w:hAnsi="Arial" w:eastAsia="Helvetica"/>
                 <w:b w:val="0"/>
                 <w:i w:val="0"/>
                 <w:color w:val="1E1E23"/>
@@ -4921,7 +4921,7 @@
             </w:pPr>
             <w:r>
               <w:rPr>
-                <w:rFonts w:ascii="Helvetica" w:hAnsi="Helvetica" w:eastAsia="Helvetica"/>
+                <w:rFonts w:ascii="Arial" w:hAnsi="Arial" w:eastAsia="Helvetica"/>
                 <w:b w:val="0"/>
                 <w:i w:val="0"/>
                 <w:color w:val="1E1E23"/>
@@ -4956,7 +4956,7 @@
             </w:pPr>
             <w:r>
               <w:rPr>
-                <w:rFonts w:ascii="Helvetica" w:hAnsi="Helvetica" w:eastAsia="Helvetica"/>
+                <w:rFonts w:ascii="Arial" w:hAnsi="Arial" w:eastAsia="Helvetica"/>
                 <w:b w:val="0"/>
                 <w:i w:val="0"/>
                 <w:color w:val="1E1E23"/>
@@ -4991,7 +4991,7 @@
             </w:pPr>
             <w:r>
               <w:rPr>
-                <w:rFonts w:ascii="Helvetica" w:hAnsi="Helvetica" w:eastAsia="Helvetica"/>
+                <w:rFonts w:ascii="Arial" w:hAnsi="Arial" w:eastAsia="Helvetica"/>
                 <w:b w:val="0"/>
                 <w:i w:val="0"/>
                 <w:color w:val="1E1E23"/>
@@ -5026,7 +5026,7 @@
             </w:pPr>
             <w:r>
               <w:rPr>
-                <w:rFonts w:ascii="Helvetica" w:hAnsi="Helvetica" w:eastAsia="Helvetica"/>
+                <w:rFonts w:ascii="Arial" w:hAnsi="Arial" w:eastAsia="Helvetica"/>
                 <w:b w:val="0"/>
                 <w:i w:val="0"/>
                 <w:color w:val="1E1E23"/>
@@ -5061,7 +5061,7 @@
             </w:pPr>
             <w:r>
               <w:rPr>
-                <w:rFonts w:ascii="Helvetica" w:hAnsi="Helvetica" w:eastAsia="Helvetica"/>
+                <w:rFonts w:ascii="Arial" w:hAnsi="Arial" w:eastAsia="Helvetica"/>
                 <w:b w:val="0"/>
                 <w:i w:val="0"/>
                 <w:color w:val="1E1E23"/>
@@ -5102,7 +5102,7 @@
             </w:pPr>
             <w:r>
               <w:rPr>
-                <w:rFonts w:ascii="Helvetica" w:hAnsi="Helvetica" w:eastAsia="Helvetica"/>
+                <w:rFonts w:ascii="Arial" w:hAnsi="Arial" w:eastAsia="Helvetica"/>
                 <w:b w:val="0"/>
                 <w:i w:val="0"/>
                 <w:color w:val="1E1E23"/>
@@ -5138,7 +5138,7 @@
             </w:pPr>
             <w:r>
               <w:rPr>
-                <w:rFonts w:ascii="Helvetica" w:hAnsi="Helvetica" w:eastAsia="Helvetica"/>
+                <w:rFonts w:ascii="Arial" w:hAnsi="Arial" w:eastAsia="Helvetica"/>
                 <w:b w:val="0"/>
                 <w:i w:val="0"/>
                 <w:color w:val="1E1E23"/>
@@ -5174,7 +5174,7 @@
             </w:pPr>
             <w:r>
               <w:rPr>
-                <w:rFonts w:ascii="Helvetica" w:hAnsi="Helvetica" w:eastAsia="Helvetica"/>
+                <w:rFonts w:ascii="Arial" w:hAnsi="Arial" w:eastAsia="Helvetica"/>
                 <w:b w:val="0"/>
                 <w:i w:val="0"/>
                 <w:color w:val="1E1E23"/>
@@ -5210,7 +5210,7 @@
             </w:pPr>
             <w:r>
               <w:rPr>
-                <w:rFonts w:ascii="Helvetica" w:hAnsi="Helvetica" w:eastAsia="Helvetica"/>
+                <w:rFonts w:ascii="Arial" w:hAnsi="Arial" w:eastAsia="Helvetica"/>
                 <w:b w:val="0"/>
                 <w:i w:val="0"/>
                 <w:color w:val="1E1E23"/>
@@ -5246,7 +5246,7 @@
             </w:pPr>
             <w:r>
               <w:rPr>
-                <w:rFonts w:ascii="Helvetica" w:hAnsi="Helvetica" w:eastAsia="Helvetica"/>
+                <w:rFonts w:ascii="Arial" w:hAnsi="Arial" w:eastAsia="Helvetica"/>
                 <w:b w:val="0"/>
                 <w:i w:val="0"/>
                 <w:color w:val="1E1E23"/>
@@ -5282,7 +5282,7 @@
             </w:pPr>
             <w:r>
               <w:rPr>
-                <w:rFonts w:ascii="Helvetica" w:hAnsi="Helvetica" w:eastAsia="Helvetica"/>
+                <w:rFonts w:ascii="Arial" w:hAnsi="Arial" w:eastAsia="Helvetica"/>
                 <w:b w:val="0"/>
                 <w:i w:val="0"/>
                 <w:color w:val="1E1E23"/>
@@ -5318,7 +5318,7 @@
             </w:pPr>
             <w:r>
               <w:rPr>
-                <w:rFonts w:ascii="Helvetica" w:hAnsi="Helvetica" w:eastAsia="Helvetica"/>
+                <w:rFonts w:ascii="Arial" w:hAnsi="Arial" w:eastAsia="Helvetica"/>
                 <w:b w:val="0"/>
                 <w:i w:val="0"/>
                 <w:color w:val="1E1E23"/>
@@ -5354,7 +5354,7 @@
             </w:pPr>
             <w:r>
               <w:rPr>
-                <w:rFonts w:ascii="Helvetica" w:hAnsi="Helvetica" w:eastAsia="Helvetica"/>
+                <w:rFonts w:ascii="Arial" w:hAnsi="Arial" w:eastAsia="Helvetica"/>
                 <w:b w:val="0"/>
                 <w:i w:val="0"/>
                 <w:color w:val="1E1E23"/>
@@ -5390,7 +5390,7 @@
             </w:pPr>
             <w:r>
               <w:rPr>
-                <w:rFonts w:ascii="Helvetica" w:hAnsi="Helvetica" w:eastAsia="Helvetica"/>
+                <w:rFonts w:ascii="Arial" w:hAnsi="Arial" w:eastAsia="Helvetica"/>
                 <w:b w:val="0"/>
                 <w:i w:val="0"/>
                 <w:color w:val="1E1E23"/>
@@ -5426,7 +5426,7 @@
             </w:pPr>
             <w:r>
               <w:rPr>
-                <w:rFonts w:ascii="Helvetica" w:hAnsi="Helvetica" w:eastAsia="Helvetica"/>
+                <w:rFonts w:ascii="Arial" w:hAnsi="Arial" w:eastAsia="Helvetica"/>
                 <w:b w:val="0"/>
                 <w:i w:val="0"/>
                 <w:color w:val="1E1E23"/>
@@ -5466,7 +5466,7 @@
             </w:pPr>
             <w:r>
               <w:rPr>
-                <w:rFonts w:ascii="Helvetica" w:hAnsi="Helvetica" w:eastAsia="Helvetica"/>
+                <w:rFonts w:ascii="Arial" w:hAnsi="Arial" w:eastAsia="Helvetica"/>
                 <w:b w:val="0"/>
                 <w:i w:val="0"/>
                 <w:color w:val="1E1E23"/>
@@ -5501,7 +5501,7 @@
             </w:pPr>
             <w:r>
               <w:rPr>
-                <w:rFonts w:ascii="Helvetica" w:hAnsi="Helvetica" w:eastAsia="Helvetica"/>
+                <w:rFonts w:ascii="Arial" w:hAnsi="Arial" w:eastAsia="Helvetica"/>
                 <w:b w:val="0"/>
                 <w:i w:val="0"/>
                 <w:color w:val="1E1E23"/>
@@ -5536,7 +5536,7 @@
             </w:pPr>
             <w:r>
               <w:rPr>
-                <w:rFonts w:ascii="Helvetica" w:hAnsi="Helvetica" w:eastAsia="Helvetica"/>
+                <w:rFonts w:ascii="Arial" w:hAnsi="Arial" w:eastAsia="Helvetica"/>
                 <w:b w:val="0"/>
                 <w:i w:val="0"/>
                 <w:color w:val="1E1E23"/>
@@ -5571,7 +5571,7 @@
             </w:pPr>
             <w:r>
               <w:rPr>
-                <w:rFonts w:ascii="Helvetica" w:hAnsi="Helvetica" w:eastAsia="Helvetica"/>
+                <w:rFonts w:ascii="Arial" w:hAnsi="Arial" w:eastAsia="Helvetica"/>
                 <w:b w:val="0"/>
                 <w:i w:val="0"/>
                 <w:color w:val="1E1E23"/>
@@ -5606,7 +5606,7 @@
             </w:pPr>
             <w:r>
               <w:rPr>
-                <w:rFonts w:ascii="Helvetica" w:hAnsi="Helvetica" w:eastAsia="Helvetica"/>
+                <w:rFonts w:ascii="Arial" w:hAnsi="Arial" w:eastAsia="Helvetica"/>
                 <w:b w:val="0"/>
                 <w:i w:val="0"/>
                 <w:color w:val="1E1E23"/>
@@ -5641,7 +5641,7 @@
             </w:pPr>
             <w:r>
               <w:rPr>
-                <w:rFonts w:ascii="Helvetica" w:hAnsi="Helvetica" w:eastAsia="Helvetica"/>
+                <w:rFonts w:ascii="Arial" w:hAnsi="Arial" w:eastAsia="Helvetica"/>
                 <w:b w:val="0"/>
                 <w:i w:val="0"/>
                 <w:color w:val="1E1E23"/>
@@ -5676,7 +5676,7 @@
             </w:pPr>
             <w:r>
               <w:rPr>
-                <w:rFonts w:ascii="Helvetica" w:hAnsi="Helvetica" w:eastAsia="Helvetica"/>
+                <w:rFonts w:ascii="Arial" w:hAnsi="Arial" w:eastAsia="Helvetica"/>
                 <w:b w:val="0"/>
                 <w:i w:val="0"/>
                 <w:color w:val="1E1E23"/>
@@ -5711,7 +5711,7 @@
             </w:pPr>
             <w:r>
               <w:rPr>
-                <w:rFonts w:ascii="Helvetica" w:hAnsi="Helvetica" w:eastAsia="Helvetica"/>
+                <w:rFonts w:ascii="Arial" w:hAnsi="Arial" w:eastAsia="Helvetica"/>
                 <w:b w:val="0"/>
                 <w:i w:val="0"/>
                 <w:color w:val="1E1E23"/>
@@ -5746,7 +5746,7 @@
             </w:pPr>
             <w:r>
               <w:rPr>
-                <w:rFonts w:ascii="Helvetica" w:hAnsi="Helvetica" w:eastAsia="Helvetica"/>
+                <w:rFonts w:ascii="Arial" w:hAnsi="Arial" w:eastAsia="Helvetica"/>
                 <w:b w:val="0"/>
                 <w:i w:val="0"/>
                 <w:color w:val="1E1E23"/>
@@ -5781,7 +5781,7 @@
             </w:pPr>
             <w:r>
               <w:rPr>
-                <w:rFonts w:ascii="Helvetica" w:hAnsi="Helvetica" w:eastAsia="Helvetica"/>
+                <w:rFonts w:ascii="Arial" w:hAnsi="Arial" w:eastAsia="Helvetica"/>
                 <w:b w:val="0"/>
                 <w:i w:val="0"/>
                 <w:color w:val="1E1E23"/>
@@ -5822,7 +5822,7 @@
             </w:pPr>
             <w:r>
               <w:rPr>
-                <w:rFonts w:ascii="Helvetica" w:hAnsi="Helvetica" w:eastAsia="Helvetica"/>
+                <w:rFonts w:ascii="Arial" w:hAnsi="Arial" w:eastAsia="Helvetica"/>
                 <w:b w:val="0"/>
                 <w:i w:val="0"/>
                 <w:color w:val="1E1E23"/>
@@ -5858,7 +5858,7 @@
             </w:pPr>
             <w:r>
               <w:rPr>
-                <w:rFonts w:ascii="Helvetica" w:hAnsi="Helvetica" w:eastAsia="Helvetica"/>
+                <w:rFonts w:ascii="Arial" w:hAnsi="Arial" w:eastAsia="Helvetica"/>
                 <w:b w:val="0"/>
                 <w:i w:val="0"/>
                 <w:color w:val="1E1E23"/>
@@ -5894,7 +5894,7 @@
             </w:pPr>
             <w:r>
               <w:rPr>
-                <w:rFonts w:ascii="Helvetica" w:hAnsi="Helvetica" w:eastAsia="Helvetica"/>
+                <w:rFonts w:ascii="Arial" w:hAnsi="Arial" w:eastAsia="Helvetica"/>
                 <w:b w:val="0"/>
                 <w:i w:val="0"/>
                 <w:color w:val="1E1E23"/>
@@ -5930,7 +5930,7 @@
             </w:pPr>
             <w:r>
               <w:rPr>
-                <w:rFonts w:ascii="Helvetica" w:hAnsi="Helvetica" w:eastAsia="Helvetica"/>
+                <w:rFonts w:ascii="Arial" w:hAnsi="Arial" w:eastAsia="Helvetica"/>
                 <w:b w:val="0"/>
                 <w:i w:val="0"/>
                 <w:color w:val="1E1E23"/>
@@ -5966,7 +5966,7 @@
             </w:pPr>
             <w:r>
               <w:rPr>
-                <w:rFonts w:ascii="Helvetica" w:hAnsi="Helvetica" w:eastAsia="Helvetica"/>
+                <w:rFonts w:ascii="Arial" w:hAnsi="Arial" w:eastAsia="Helvetica"/>
                 <w:b w:val="0"/>
                 <w:i w:val="0"/>
                 <w:color w:val="1E1E23"/>
@@ -6002,7 +6002,7 @@
             </w:pPr>
             <w:r>
               <w:rPr>
-                <w:rFonts w:ascii="Helvetica" w:hAnsi="Helvetica" w:eastAsia="Helvetica"/>
+                <w:rFonts w:ascii="Arial" w:hAnsi="Arial" w:eastAsia="Helvetica"/>
                 <w:b w:val="0"/>
                 <w:i w:val="0"/>
                 <w:color w:val="1E1E23"/>
@@ -6038,7 +6038,7 @@
             </w:pPr>
             <w:r>
               <w:rPr>
-                <w:rFonts w:ascii="Helvetica" w:hAnsi="Helvetica" w:eastAsia="Helvetica"/>
+                <w:rFonts w:ascii="Arial" w:hAnsi="Arial" w:eastAsia="Helvetica"/>
                 <w:b w:val="0"/>
                 <w:i w:val="0"/>
                 <w:color w:val="1E1E23"/>
@@ -6074,7 +6074,7 @@
             </w:pPr>
             <w:r>
               <w:rPr>
-                <w:rFonts w:ascii="Helvetica" w:hAnsi="Helvetica" w:eastAsia="Helvetica"/>
+                <w:rFonts w:ascii="Arial" w:hAnsi="Arial" w:eastAsia="Helvetica"/>
                 <w:b w:val="0"/>
                 <w:i w:val="0"/>
                 <w:color w:val="1E1E23"/>
@@ -6110,7 +6110,7 @@
             </w:pPr>
             <w:r>
               <w:rPr>
-                <w:rFonts w:ascii="Helvetica" w:hAnsi="Helvetica" w:eastAsia="Helvetica"/>
+                <w:rFonts w:ascii="Arial" w:hAnsi="Arial" w:eastAsia="Helvetica"/>
                 <w:b w:val="0"/>
                 <w:i w:val="0"/>
                 <w:color w:val="1E1E23"/>
@@ -6146,7 +6146,7 @@
             </w:pPr>
             <w:r>
               <w:rPr>
-                <w:rFonts w:ascii="Helvetica" w:hAnsi="Helvetica" w:eastAsia="Helvetica"/>
+                <w:rFonts w:ascii="Arial" w:hAnsi="Arial" w:eastAsia="Helvetica"/>
                 <w:b w:val="0"/>
                 <w:i w:val="0"/>
                 <w:color w:val="1E1E23"/>
@@ -6186,7 +6186,7 @@
             </w:pPr>
             <w:r>
               <w:rPr>
-                <w:rFonts w:ascii="Helvetica" w:hAnsi="Helvetica" w:eastAsia="Helvetica"/>
+                <w:rFonts w:ascii="Arial" w:hAnsi="Arial" w:eastAsia="Helvetica"/>
                 <w:b w:val="0"/>
                 <w:i w:val="0"/>
                 <w:color w:val="1E1E23"/>
@@ -6221,7 +6221,7 @@
             </w:pPr>
             <w:r>
               <w:rPr>
-                <w:rFonts w:ascii="Helvetica" w:hAnsi="Helvetica" w:eastAsia="Helvetica"/>
+                <w:rFonts w:ascii="Arial" w:hAnsi="Arial" w:eastAsia="Helvetica"/>
                 <w:b w:val="0"/>
                 <w:i w:val="0"/>
                 <w:color w:val="1E1E23"/>
@@ -6256,7 +6256,7 @@
             </w:pPr>
             <w:r>
               <w:rPr>
-                <w:rFonts w:ascii="Helvetica" w:hAnsi="Helvetica" w:eastAsia="Helvetica"/>
+                <w:rFonts w:ascii="Arial" w:hAnsi="Arial" w:eastAsia="Helvetica"/>
                 <w:b w:val="0"/>
                 <w:i w:val="0"/>
                 <w:color w:val="1E1E23"/>
@@ -6291,7 +6291,7 @@
             </w:pPr>
             <w:r>
               <w:rPr>
-                <w:rFonts w:ascii="Helvetica" w:hAnsi="Helvetica" w:eastAsia="Helvetica"/>
+                <w:rFonts w:ascii="Arial" w:hAnsi="Arial" w:eastAsia="Helvetica"/>
                 <w:b w:val="0"/>
                 <w:i w:val="0"/>
                 <w:color w:val="1E1E23"/>
@@ -6326,7 +6326,7 @@
             </w:pPr>
             <w:r>
               <w:rPr>
-                <w:rFonts w:ascii="Helvetica" w:hAnsi="Helvetica" w:eastAsia="Helvetica"/>
+                <w:rFonts w:ascii="Arial" w:hAnsi="Arial" w:eastAsia="Helvetica"/>
                 <w:b w:val="0"/>
                 <w:i w:val="0"/>
                 <w:color w:val="1E1E23"/>
@@ -6361,7 +6361,7 @@
             </w:pPr>
             <w:r>
               <w:rPr>
-                <w:rFonts w:ascii="Helvetica" w:hAnsi="Helvetica" w:eastAsia="Helvetica"/>
+                <w:rFonts w:ascii="Arial" w:hAnsi="Arial" w:eastAsia="Helvetica"/>
                 <w:b w:val="0"/>
                 <w:i w:val="0"/>
                 <w:color w:val="1E1E23"/>
@@ -6396,7 +6396,7 @@
             </w:pPr>
             <w:r>
               <w:rPr>
-                <w:rFonts w:ascii="Helvetica" w:hAnsi="Helvetica" w:eastAsia="Helvetica"/>
+                <w:rFonts w:ascii="Arial" w:hAnsi="Arial" w:eastAsia="Helvetica"/>
                 <w:b w:val="0"/>
                 <w:i w:val="0"/>
                 <w:color w:val="1E1E23"/>
@@ -6431,7 +6431,7 @@
             </w:pPr>
             <w:r>
               <w:rPr>
-                <w:rFonts w:ascii="Helvetica" w:hAnsi="Helvetica" w:eastAsia="Helvetica"/>
+                <w:rFonts w:ascii="Arial" w:hAnsi="Arial" w:eastAsia="Helvetica"/>
                 <w:b w:val="0"/>
                 <w:i w:val="0"/>
                 <w:color w:val="1E1E23"/>
@@ -6466,7 +6466,7 @@
             </w:pPr>
             <w:r>
               <w:rPr>
-                <w:rFonts w:ascii="Helvetica" w:hAnsi="Helvetica" w:eastAsia="Helvetica"/>
+                <w:rFonts w:ascii="Arial" w:hAnsi="Arial" w:eastAsia="Helvetica"/>
                 <w:b w:val="0"/>
                 <w:i w:val="0"/>
                 <w:color w:val="1E1E23"/>
@@ -6501,7 +6501,7 @@
             </w:pPr>
             <w:r>
               <w:rPr>
-                <w:rFonts w:ascii="Helvetica" w:hAnsi="Helvetica" w:eastAsia="Helvetica"/>
+                <w:rFonts w:ascii="Arial" w:hAnsi="Arial" w:eastAsia="Helvetica"/>
                 <w:b w:val="0"/>
                 <w:i w:val="0"/>
                 <w:color w:val="1E1E23"/>
@@ -6542,7 +6542,7 @@
             </w:pPr>
             <w:r>
               <w:rPr>
-                <w:rFonts w:ascii="Helvetica" w:hAnsi="Helvetica" w:eastAsia="Helvetica"/>
+                <w:rFonts w:ascii="Arial" w:hAnsi="Arial" w:eastAsia="Helvetica"/>
                 <w:b w:val="0"/>
                 <w:i w:val="0"/>
                 <w:color w:val="1E1E23"/>
@@ -6578,7 +6578,7 @@
             </w:pPr>
             <w:r>
               <w:rPr>
-                <w:rFonts w:ascii="Helvetica" w:hAnsi="Helvetica" w:eastAsia="Helvetica"/>
+                <w:rFonts w:ascii="Arial" w:hAnsi="Arial" w:eastAsia="Helvetica"/>
                 <w:b w:val="0"/>
                 <w:i w:val="0"/>
                 <w:color w:val="1E1E23"/>
@@ -6614,7 +6614,7 @@
             </w:pPr>
             <w:r>
               <w:rPr>
-                <w:rFonts w:ascii="Helvetica" w:hAnsi="Helvetica" w:eastAsia="Helvetica"/>
+                <w:rFonts w:ascii="Arial" w:hAnsi="Arial" w:eastAsia="Helvetica"/>
                 <w:b w:val="0"/>
                 <w:i w:val="0"/>
                 <w:color w:val="1E1E23"/>
@@ -6650,7 +6650,7 @@
             </w:pPr>
             <w:r>
               <w:rPr>
-                <w:rFonts w:ascii="Helvetica" w:hAnsi="Helvetica" w:eastAsia="Helvetica"/>
+                <w:rFonts w:ascii="Arial" w:hAnsi="Arial" w:eastAsia="Helvetica"/>
                 <w:b w:val="0"/>
                 <w:i w:val="0"/>
                 <w:color w:val="1E1E23"/>
@@ -6686,7 +6686,7 @@
             </w:pPr>
             <w:r>
               <w:rPr>
-                <w:rFonts w:ascii="Helvetica" w:hAnsi="Helvetica" w:eastAsia="Helvetica"/>
+                <w:rFonts w:ascii="Arial" w:hAnsi="Arial" w:eastAsia="Helvetica"/>
                 <w:b w:val="0"/>
                 <w:i w:val="0"/>
                 <w:color w:val="1E1E23"/>
@@ -6722,7 +6722,7 @@
             </w:pPr>
             <w:r>
               <w:rPr>
-                <w:rFonts w:ascii="Helvetica" w:hAnsi="Helvetica" w:eastAsia="Helvetica"/>
+                <w:rFonts w:ascii="Arial" w:hAnsi="Arial" w:eastAsia="Helvetica"/>
                 <w:b w:val="0"/>
                 <w:i w:val="0"/>
                 <w:color w:val="1E1E23"/>
@@ -6758,7 +6758,7 @@
             </w:pPr>
             <w:r>
               <w:rPr>
-                <w:rFonts w:ascii="Helvetica" w:hAnsi="Helvetica" w:eastAsia="Helvetica"/>
+                <w:rFonts w:ascii="Arial" w:hAnsi="Arial" w:eastAsia="Helvetica"/>
                 <w:b w:val="0"/>
                 <w:i w:val="0"/>
                 <w:color w:val="1E1E23"/>
@@ -6794,7 +6794,7 @@
             </w:pPr>
             <w:r>
               <w:rPr>
-                <w:rFonts w:ascii="Helvetica" w:hAnsi="Helvetica" w:eastAsia="Helvetica"/>
+                <w:rFonts w:ascii="Arial" w:hAnsi="Arial" w:eastAsia="Helvetica"/>
                 <w:b w:val="0"/>
                 <w:i w:val="0"/>
                 <w:color w:val="1E1E23"/>
@@ -6830,7 +6830,7 @@
             </w:pPr>
             <w:r>
               <w:rPr>
-                <w:rFonts w:ascii="Helvetica" w:hAnsi="Helvetica" w:eastAsia="Helvetica"/>
+                <w:rFonts w:ascii="Arial" w:hAnsi="Arial" w:eastAsia="Helvetica"/>
                 <w:b w:val="0"/>
                 <w:i w:val="0"/>
                 <w:color w:val="1E1E23"/>
@@ -6866,7 +6866,7 @@
             </w:pPr>
             <w:r>
               <w:rPr>
-                <w:rFonts w:ascii="Helvetica" w:hAnsi="Helvetica" w:eastAsia="Helvetica"/>
+                <w:rFonts w:ascii="Arial" w:hAnsi="Arial" w:eastAsia="Helvetica"/>
                 <w:b w:val="0"/>
                 <w:i w:val="0"/>
                 <w:color w:val="1E1E23"/>
@@ -6906,7 +6906,7 @@
             </w:pPr>
             <w:r>
               <w:rPr>
-                <w:rFonts w:ascii="Helvetica" w:hAnsi="Helvetica" w:eastAsia="Helvetica"/>
+                <w:rFonts w:ascii="Arial" w:hAnsi="Arial" w:eastAsia="Helvetica"/>
                 <w:b w:val="0"/>
                 <w:i w:val="0"/>
                 <w:color w:val="1E1E23"/>
@@ -6941,7 +6941,7 @@
             </w:pPr>
             <w:r>
               <w:rPr>
-                <w:rFonts w:ascii="Helvetica" w:hAnsi="Helvetica" w:eastAsia="Helvetica"/>
+                <w:rFonts w:ascii="Arial" w:hAnsi="Arial" w:eastAsia="Helvetica"/>
                 <w:b w:val="0"/>
                 <w:i w:val="0"/>
                 <w:color w:val="1E1E23"/>
@@ -6976,7 +6976,7 @@
             </w:pPr>
             <w:r>
               <w:rPr>
-                <w:rFonts w:ascii="Helvetica" w:hAnsi="Helvetica" w:eastAsia="Helvetica"/>
+                <w:rFonts w:ascii="Arial" w:hAnsi="Arial" w:eastAsia="Helvetica"/>
                 <w:b w:val="0"/>
                 <w:i w:val="0"/>
                 <w:color w:val="1E1E23"/>
@@ -7011,7 +7011,7 @@
             </w:pPr>
             <w:r>
               <w:rPr>
-                <w:rFonts w:ascii="Helvetica" w:hAnsi="Helvetica" w:eastAsia="Helvetica"/>
+                <w:rFonts w:ascii="Arial" w:hAnsi="Arial" w:eastAsia="Helvetica"/>
                 <w:b w:val="0"/>
                 <w:i w:val="0"/>
                 <w:color w:val="1E1E23"/>
@@ -7046,7 +7046,7 @@
             </w:pPr>
             <w:r>
               <w:rPr>
-                <w:rFonts w:ascii="Helvetica" w:hAnsi="Helvetica" w:eastAsia="Helvetica"/>
+                <w:rFonts w:ascii="Arial" w:hAnsi="Arial" w:eastAsia="Helvetica"/>
                 <w:b w:val="0"/>
                 <w:i w:val="0"/>
                 <w:color w:val="1E1E23"/>
@@ -7081,7 +7081,7 @@
             </w:pPr>
             <w:r>
               <w:rPr>
-                <w:rFonts w:ascii="Helvetica" w:hAnsi="Helvetica" w:eastAsia="Helvetica"/>
+                <w:rFonts w:ascii="Arial" w:hAnsi="Arial" w:eastAsia="Helvetica"/>
                 <w:b w:val="0"/>
                 <w:i w:val="0"/>
                 <w:color w:val="1E1E23"/>
@@ -7116,7 +7116,7 @@
             </w:pPr>
             <w:r>
               <w:rPr>
-                <w:rFonts w:ascii="Helvetica" w:hAnsi="Helvetica" w:eastAsia="Helvetica"/>
+                <w:rFonts w:ascii="Arial" w:hAnsi="Arial" w:eastAsia="Helvetica"/>
                 <w:b w:val="0"/>
                 <w:i w:val="0"/>
                 <w:color w:val="1E1E23"/>
@@ -7151,7 +7151,7 @@
             </w:pPr>
             <w:r>
               <w:rPr>
-                <w:rFonts w:ascii="Helvetica" w:hAnsi="Helvetica" w:eastAsia="Helvetica"/>
+                <w:rFonts w:ascii="Arial" w:hAnsi="Arial" w:eastAsia="Helvetica"/>
                 <w:b w:val="0"/>
                 <w:i w:val="0"/>
                 <w:color w:val="1E1E23"/>
@@ -7186,7 +7186,7 @@
             </w:pPr>
             <w:r>
               <w:rPr>
-                <w:rFonts w:ascii="Helvetica" w:hAnsi="Helvetica" w:eastAsia="Helvetica"/>
+                <w:rFonts w:ascii="Arial" w:hAnsi="Arial" w:eastAsia="Helvetica"/>
                 <w:b w:val="0"/>
                 <w:i w:val="0"/>
                 <w:color w:val="1E1E23"/>
@@ -7221,7 +7221,7 @@
             </w:pPr>
             <w:r>
               <w:rPr>
-                <w:rFonts w:ascii="Helvetica" w:hAnsi="Helvetica" w:eastAsia="Helvetica"/>
+                <w:rFonts w:ascii="Arial" w:hAnsi="Arial" w:eastAsia="Helvetica"/>
                 <w:b w:val="0"/>
                 <w:i w:val="0"/>
                 <w:color w:val="1E1E23"/>
@@ -7262,7 +7262,7 @@
             </w:pPr>
             <w:r>
               <w:rPr>
-                <w:rFonts w:ascii="Helvetica" w:hAnsi="Helvetica" w:eastAsia="Helvetica"/>
+                <w:rFonts w:ascii="Arial" w:hAnsi="Arial" w:eastAsia="Helvetica"/>
                 <w:b w:val="0"/>
                 <w:i w:val="0"/>
                 <w:color w:val="1E1E23"/>
@@ -7298,7 +7298,7 @@
             </w:pPr>
             <w:r>
               <w:rPr>
-                <w:rFonts w:ascii="Helvetica" w:hAnsi="Helvetica" w:eastAsia="Helvetica"/>
+                <w:rFonts w:ascii="Arial" w:hAnsi="Arial" w:eastAsia="Helvetica"/>
                 <w:b w:val="0"/>
                 <w:i w:val="0"/>
                 <w:color w:val="1E1E23"/>
@@ -7334,7 +7334,7 @@
             </w:pPr>
             <w:r>
               <w:rPr>
-                <w:rFonts w:ascii="Helvetica" w:hAnsi="Helvetica" w:eastAsia="Helvetica"/>
+                <w:rFonts w:ascii="Arial" w:hAnsi="Arial" w:eastAsia="Helvetica"/>
                 <w:b w:val="0"/>
                 <w:i w:val="0"/>
                 <w:color w:val="1E1E23"/>
@@ -7370,7 +7370,7 @@
             </w:pPr>
             <w:r>
               <w:rPr>
-                <w:rFonts w:ascii="Helvetica" w:hAnsi="Helvetica" w:eastAsia="Helvetica"/>
+                <w:rFonts w:ascii="Arial" w:hAnsi="Arial" w:eastAsia="Helvetica"/>
                 <w:b w:val="0"/>
                 <w:i w:val="0"/>
                 <w:color w:val="1E1E23"/>
@@ -7406,7 +7406,7 @@
             </w:pPr>
             <w:r>
               <w:rPr>
-                <w:rFonts w:ascii="Helvetica" w:hAnsi="Helvetica" w:eastAsia="Helvetica"/>
+                <w:rFonts w:ascii="Arial" w:hAnsi="Arial" w:eastAsia="Helvetica"/>
                 <w:b w:val="0"/>
                 <w:i w:val="0"/>
                 <w:color w:val="1E1E23"/>
@@ -7442,7 +7442,7 @@
             </w:pPr>
             <w:r>
               <w:rPr>
-                <w:rFonts w:ascii="Helvetica" w:hAnsi="Helvetica" w:eastAsia="Helvetica"/>
+                <w:rFonts w:ascii="Arial" w:hAnsi="Arial" w:eastAsia="Helvetica"/>
                 <w:b w:val="0"/>
                 <w:i w:val="0"/>
                 <w:color w:val="1E1E23"/>
@@ -7478,7 +7478,7 @@
             </w:pPr>
             <w:r>
               <w:rPr>
-                <w:rFonts w:ascii="Helvetica" w:hAnsi="Helvetica" w:eastAsia="Helvetica"/>
+                <w:rFonts w:ascii="Arial" w:hAnsi="Arial" w:eastAsia="Helvetica"/>
                 <w:b w:val="0"/>
                 <w:i w:val="0"/>
                 <w:color w:val="1E1E23"/>
@@ -7514,7 +7514,7 @@
             </w:pPr>
             <w:r>
               <w:rPr>
-                <w:rFonts w:ascii="Helvetica" w:hAnsi="Helvetica" w:eastAsia="Helvetica"/>
+                <w:rFonts w:ascii="Arial" w:hAnsi="Arial" w:eastAsia="Helvetica"/>
                 <w:b w:val="0"/>
                 <w:i w:val="0"/>
                 <w:color w:val="1E1E23"/>
@@ -7550,7 +7550,7 @@
             </w:pPr>
             <w:r>
               <w:rPr>
-                <w:rFonts w:ascii="Helvetica" w:hAnsi="Helvetica" w:eastAsia="Helvetica"/>
+                <w:rFonts w:ascii="Arial" w:hAnsi="Arial" w:eastAsia="Helvetica"/>
                 <w:b w:val="0"/>
                 <w:i w:val="0"/>
                 <w:color w:val="1E1E23"/>
@@ -7586,7 +7586,7 @@
             </w:pPr>
             <w:r>
               <w:rPr>
-                <w:rFonts w:ascii="Helvetica" w:hAnsi="Helvetica" w:eastAsia="Helvetica"/>
+                <w:rFonts w:ascii="Arial" w:hAnsi="Arial" w:eastAsia="Helvetica"/>
                 <w:b w:val="0"/>
                 <w:i w:val="0"/>
                 <w:color w:val="1E1E23"/>
@@ -7626,7 +7626,7 @@
             </w:pPr>
             <w:r>
               <w:rPr>
-                <w:rFonts w:ascii="Helvetica" w:hAnsi="Helvetica" w:eastAsia="Helvetica"/>
+                <w:rFonts w:ascii="Arial" w:hAnsi="Arial" w:eastAsia="Helvetica"/>
                 <w:b w:val="0"/>
                 <w:i w:val="0"/>
                 <w:color w:val="1E1E23"/>
@@ -7661,7 +7661,7 @@
             </w:pPr>
             <w:r>
               <w:rPr>
-                <w:rFonts w:ascii="Helvetica" w:hAnsi="Helvetica" w:eastAsia="Helvetica"/>
+                <w:rFonts w:ascii="Arial" w:hAnsi="Arial" w:eastAsia="Helvetica"/>
                 <w:b w:val="0"/>
                 <w:i w:val="0"/>
                 <w:color w:val="1E1E23"/>
@@ -7696,7 +7696,7 @@
             </w:pPr>
             <w:r>
               <w:rPr>
-                <w:rFonts w:ascii="Helvetica" w:hAnsi="Helvetica" w:eastAsia="Helvetica"/>
+                <w:rFonts w:ascii="Arial" w:hAnsi="Arial" w:eastAsia="Helvetica"/>
                 <w:b w:val="0"/>
                 <w:i w:val="0"/>
                 <w:color w:val="1E1E23"/>
@@ -7731,7 +7731,7 @@
             </w:pPr>
             <w:r>
               <w:rPr>
-                <w:rFonts w:ascii="Helvetica" w:hAnsi="Helvetica" w:eastAsia="Helvetica"/>
+                <w:rFonts w:ascii="Arial" w:hAnsi="Arial" w:eastAsia="Helvetica"/>
                 <w:b w:val="0"/>
                 <w:i w:val="0"/>
                 <w:color w:val="1E1E23"/>
@@ -7766,7 +7766,7 @@
             </w:pPr>
             <w:r>
               <w:rPr>
-                <w:rFonts w:ascii="Helvetica" w:hAnsi="Helvetica" w:eastAsia="Helvetica"/>
+                <w:rFonts w:ascii="Arial" w:hAnsi="Arial" w:eastAsia="Helvetica"/>
                 <w:b w:val="0"/>
                 <w:i w:val="0"/>
                 <w:color w:val="1E1E23"/>
@@ -7801,7 +7801,7 @@
             </w:pPr>
             <w:r>
               <w:rPr>
-                <w:rFonts w:ascii="Helvetica" w:hAnsi="Helvetica" w:eastAsia="Helvetica"/>
+                <w:rFonts w:ascii="Arial" w:hAnsi="Arial" w:eastAsia="Helvetica"/>
                 <w:b w:val="0"/>
                 <w:i w:val="0"/>
                 <w:color w:val="1E1E23"/>
@@ -7836,7 +7836,7 @@
             </w:pPr>
             <w:r>
               <w:rPr>
-                <w:rFonts w:ascii="Helvetica" w:hAnsi="Helvetica" w:eastAsia="Helvetica"/>
+                <w:rFonts w:ascii="Arial" w:hAnsi="Arial" w:eastAsia="Helvetica"/>
                 <w:b w:val="0"/>
                 <w:i w:val="0"/>
                 <w:color w:val="1E1E23"/>
@@ -7871,7 +7871,7 @@
             </w:pPr>
             <w:r>
               <w:rPr>
-                <w:rFonts w:ascii="Helvetica" w:hAnsi="Helvetica" w:eastAsia="Helvetica"/>
+                <w:rFonts w:ascii="Arial" w:hAnsi="Arial" w:eastAsia="Helvetica"/>
                 <w:b w:val="0"/>
                 <w:i w:val="0"/>
                 <w:color w:val="1E1E23"/>
@@ -7906,7 +7906,7 @@
             </w:pPr>
             <w:r>
               <w:rPr>
-                <w:rFonts w:ascii="Helvetica" w:hAnsi="Helvetica" w:eastAsia="Helvetica"/>
+                <w:rFonts w:ascii="Arial" w:hAnsi="Arial" w:eastAsia="Helvetica"/>
                 <w:b w:val="0"/>
                 <w:i w:val="0"/>
                 <w:color w:val="1E1E23"/>
@@ -7941,7 +7941,7 @@
             </w:pPr>
             <w:r>
               <w:rPr>
-                <w:rFonts w:ascii="Helvetica" w:hAnsi="Helvetica" w:eastAsia="Helvetica"/>
+                <w:rFonts w:ascii="Arial" w:hAnsi="Arial" w:eastAsia="Helvetica"/>
                 <w:b w:val="0"/>
                 <w:i w:val="0"/>
                 <w:color w:val="1E1E23"/>
@@ -7982,7 +7982,7 @@
             </w:pPr>
             <w:r>
               <w:rPr>
-                <w:rFonts w:ascii="Helvetica" w:hAnsi="Helvetica" w:eastAsia="Helvetica"/>
+                <w:rFonts w:ascii="Arial" w:hAnsi="Arial" w:eastAsia="Helvetica"/>
                 <w:b w:val="0"/>
                 <w:i w:val="0"/>
                 <w:color w:val="1E1E23"/>
@@ -8018,7 +8018,7 @@
             </w:pPr>
             <w:r>
               <w:rPr>
-                <w:rFonts w:ascii="Helvetica" w:hAnsi="Helvetica" w:eastAsia="Helvetica"/>
+                <w:rFonts w:ascii="Arial" w:hAnsi="Arial" w:eastAsia="Helvetica"/>
                 <w:b w:val="0"/>
                 <w:i w:val="0"/>
                 <w:color w:val="1E1E23"/>
@@ -8054,7 +8054,7 @@
             </w:pPr>
             <w:r>
               <w:rPr>
-                <w:rFonts w:ascii="Helvetica" w:hAnsi="Helvetica" w:eastAsia="Helvetica"/>
+                <w:rFonts w:ascii="Arial" w:hAnsi="Arial" w:eastAsia="Helvetica"/>
                 <w:b w:val="0"/>
                 <w:i w:val="0"/>
                 <w:color w:val="1E1E23"/>
@@ -8090,7 +8090,7 @@
             </w:pPr>
             <w:r>
               <w:rPr>
-                <w:rFonts w:ascii="Helvetica" w:hAnsi="Helvetica" w:eastAsia="Helvetica"/>
+                <w:rFonts w:ascii="Arial" w:hAnsi="Arial" w:eastAsia="Helvetica"/>
                 <w:b w:val="0"/>
                 <w:i w:val="0"/>
                 <w:color w:val="1E1E23"/>
@@ -8126,7 +8126,7 @@
             </w:pPr>
             <w:r>
               <w:rPr>
-                <w:rFonts w:ascii="Helvetica" w:hAnsi="Helvetica" w:eastAsia="Helvetica"/>
+                <w:rFonts w:ascii="Arial" w:hAnsi="Arial" w:eastAsia="Helvetica"/>
                 <w:b w:val="0"/>
                 <w:i w:val="0"/>
                 <w:color w:val="1E1E23"/>
@@ -8162,7 +8162,7 @@
             </w:pPr>
             <w:r>
               <w:rPr>
-                <w:rFonts w:ascii="Helvetica" w:hAnsi="Helvetica" w:eastAsia="Helvetica"/>
+                <w:rFonts w:ascii="Arial" w:hAnsi="Arial" w:eastAsia="Helvetica"/>
                 <w:b w:val="0"/>
                 <w:i w:val="0"/>
                 <w:color w:val="1E1E23"/>
@@ -8198,7 +8198,7 @@
             </w:pPr>
             <w:r>
               <w:rPr>
-                <w:rFonts w:ascii="Helvetica" w:hAnsi="Helvetica" w:eastAsia="Helvetica"/>
+                <w:rFonts w:ascii="Arial" w:hAnsi="Arial" w:eastAsia="Helvetica"/>
                 <w:b w:val="0"/>
                 <w:i w:val="0"/>
                 <w:color w:val="1E1E23"/>
@@ -8234,7 +8234,7 @@
             </w:pPr>
             <w:r>
               <w:rPr>
-                <w:rFonts w:ascii="Helvetica" w:hAnsi="Helvetica" w:eastAsia="Helvetica"/>
+                <w:rFonts w:ascii="Arial" w:hAnsi="Arial" w:eastAsia="Helvetica"/>
                 <w:b w:val="0"/>
                 <w:i w:val="0"/>
                 <w:color w:val="1E1E23"/>
@@ -8270,7 +8270,7 @@
             </w:pPr>
             <w:r>
               <w:rPr>
-                <w:rFonts w:ascii="Helvetica" w:hAnsi="Helvetica" w:eastAsia="Helvetica"/>
+                <w:rFonts w:ascii="Arial" w:hAnsi="Arial" w:eastAsia="Helvetica"/>
                 <w:b w:val="0"/>
                 <w:i w:val="0"/>
                 <w:color w:val="1E1E23"/>
@@ -8306,7 +8306,7 @@
             </w:pPr>
             <w:r>
               <w:rPr>
-                <w:rFonts w:ascii="Helvetica" w:hAnsi="Helvetica" w:eastAsia="Helvetica"/>
+                <w:rFonts w:ascii="Arial" w:hAnsi="Arial" w:eastAsia="Helvetica"/>
                 <w:b w:val="0"/>
                 <w:i w:val="0"/>
                 <w:color w:val="1E1E23"/>
